--- a/gadash_report.docx
+++ b/gadash_report.docx
@@ -5,7 +5,6 @@
     <w:p>
       <w:pPr>
         <w:bidi/>
-        <w:jc w:val="center"/>
       </w:pPr>
       <w:r>
         <w:rPr>
@@ -18,7 +17,6 @@
     <w:p>
       <w:pPr>
         <w:bidi/>
-        <w:jc w:val="center"/>
       </w:pPr>
       <w:r>
         <w:rPr>
@@ -30,7 +28,6 @@
     <w:p>
       <w:pPr>
         <w:bidi/>
-        <w:jc w:val="center"/>
       </w:pPr>
       <w:r>
         <w:rPr>
@@ -44,7 +41,6 @@
     <w:p>
       <w:pPr>
         <w:bidi/>
-        <w:jc w:val="center"/>
       </w:pPr>
       <w:r>
         <w:rPr>
@@ -53,13 +49,12 @@
           <w:sz w:val="44"/>
           <w:rtl/>
         </w:rPr>
-        <w:t>בוט ניהול עבודות גד״ש</w:t>
+        <w:t>מערכת ניהול עבודות גד״ש — אתר ובוט טלגרם</w:t>
       </w:r>
     </w:p>
     <w:p>
       <w:pPr>
         <w:bidi/>
-        <w:jc w:val="center"/>
       </w:pPr>
       <w:r>
         <w:rPr>
@@ -71,11 +66,33 @@
       </w:r>
     </w:p>
     <w:p/>
+    <w:p>
+      <w:pPr>
+        <w:bidi/>
+      </w:pPr>
+      <w:r>
+        <w:rPr>
+          <w:b/>
+          <w:rtl/>
+        </w:rPr>
+        <w:t>כתובת המערכת:</w:t>
+      </w:r>
+    </w:p>
+    <w:p>
+      <w:pPr>
+        <w:bidi/>
+      </w:pPr>
+      <w:r>
+        <w:rPr>
+          <w:rtl/>
+        </w:rPr>
+        <w:t>https://gadash-bot.fly.dev/</w:t>
+      </w:r>
+    </w:p>
     <w:p/>
     <w:p>
       <w:pPr>
         <w:bidi/>
-        <w:jc w:val="center"/>
       </w:pPr>
       <w:r>
         <w:rPr>
@@ -89,41 +106,17 @@
     <w:p>
       <w:pPr>
         <w:bidi/>
-        <w:jc w:val="center"/>
       </w:pPr>
-      <w:r>
-        <w:rPr>
-          <w:rFonts w:hint="cs"/>
-          <w:rtl/>
-          <w:lang w:bidi="he-IL"/>
-        </w:rPr>
-        <w:t>ע</w:t>
-      </w:r>
       <w:r>
         <w:rPr>
           <w:rtl/>
         </w:rPr>
-        <w:t>מית גינזב</w:t>
-      </w:r>
-      <w:r>
-        <w:rPr>
-          <w:rFonts w:hint="cs"/>
-          <w:rtl/>
-          <w:lang w:bidi="he-IL"/>
-        </w:rPr>
-        <w:t>ו</w:t>
-      </w:r>
-      <w:r>
-        <w:rPr>
-          <w:rtl/>
-        </w:rPr>
-        <w:t>רג  |  ת״ז: 313393027  |  amitginz@gmail.com  |  054-3192907</w:t>
+        <w:t>עמית גינזברג  |  ת״ז: 313393027  |  amitginz@gmail.com  |  054-3192907</w:t>
       </w:r>
     </w:p>
     <w:p>
       <w:pPr>
         <w:bidi/>
-        <w:jc w:val="center"/>
       </w:pPr>
       <w:r>
         <w:rPr>
@@ -136,7 +129,6 @@
     <w:p>
       <w:pPr>
         <w:bidi/>
-        <w:jc w:val="center"/>
       </w:pPr>
       <w:r>
         <w:rPr>
@@ -171,9 +163,9 @@
         <w:tblLook w:val="04A0" w:firstRow="1" w:lastRow="0" w:firstColumn="1" w:lastColumn="0" w:noHBand="0" w:noVBand="1"/>
       </w:tblPr>
       <w:tblGrid>
-        <w:gridCol w:w="5102"/>
-        <w:gridCol w:w="1701"/>
-        <w:gridCol w:w="1701"/>
+        <w:gridCol w:w="5386"/>
+        <w:gridCol w:w="1417"/>
+        <w:gridCol w:w="1417"/>
       </w:tblGrid>
       <w:tr>
         <w:trPr>
@@ -181,7 +173,7 @@
         </w:trPr>
         <w:tc>
           <w:tcPr>
-            <w:tcW w:w="5102" w:type="dxa"/>
+            <w:tcW w:w="5386" w:type="dxa"/>
             <w:shd w:val="clear" w:color="auto" w:fill="1E3A5F"/>
           </w:tcPr>
           <w:p>
@@ -201,7 +193,7 @@
         </w:tc>
         <w:tc>
           <w:tcPr>
-            <w:tcW w:w="1701" w:type="dxa"/>
+            <w:tcW w:w="1417" w:type="dxa"/>
             <w:shd w:val="clear" w:color="auto" w:fill="1E3A5F"/>
           </w:tcPr>
           <w:p>
@@ -215,13 +207,13 @@
                 <w:sz w:val="20"/>
                 <w:rtl/>
               </w:rPr>
-              <w:t>אמית גינזברג</w:t>
-            </w:r>
-          </w:p>
-        </w:tc>
-        <w:tc>
-          <w:tcPr>
-            <w:tcW w:w="1701" w:type="dxa"/>
+              <w:t>עמית גינזברג</w:t>
+            </w:r>
+          </w:p>
+        </w:tc>
+        <w:tc>
+          <w:tcPr>
+            <w:tcW w:w="1417" w:type="dxa"/>
             <w:shd w:val="clear" w:color="auto" w:fill="1E3A5F"/>
           </w:tcPr>
           <w:p>
@@ -246,24 +238,24 @@
         </w:trPr>
         <w:tc>
           <w:tcPr>
-            <w:tcW w:w="5102" w:type="dxa"/>
-          </w:tcPr>
-          <w:p>
-            <w:pPr>
-              <w:bidi/>
-            </w:pPr>
-            <w:r>
-              <w:rPr>
-                <w:sz w:val="18"/>
-                <w:rtl/>
-              </w:rPr>
-              <w:t>ארכיטקטורת המערכת</w:t>
-            </w:r>
-          </w:p>
-        </w:tc>
-        <w:tc>
-          <w:tcPr>
-            <w:tcW w:w="1701" w:type="dxa"/>
+            <w:tcW w:w="5386" w:type="dxa"/>
+          </w:tcPr>
+          <w:p>
+            <w:pPr>
+              <w:bidi/>
+            </w:pPr>
+            <w:r>
+              <w:rPr>
+                <w:sz w:val="18"/>
+                <w:rtl/>
+              </w:rPr>
+              <w:t>ארכיטקטורת המערכת ו-WorkEntry Dataclass</w:t>
+            </w:r>
+          </w:p>
+        </w:tc>
+        <w:tc>
+          <w:tcPr>
+            <w:tcW w:w="1417" w:type="dxa"/>
           </w:tcPr>
           <w:p>
             <w:pPr>
@@ -280,7 +272,7 @@
         </w:tc>
         <w:tc>
           <w:tcPr>
-            <w:tcW w:w="1701" w:type="dxa"/>
+            <w:tcW w:w="1417" w:type="dxa"/>
           </w:tcPr>
           <w:p>
             <w:pPr>
@@ -295,24 +287,24 @@
         </w:trPr>
         <w:tc>
           <w:tcPr>
-            <w:tcW w:w="5102" w:type="dxa"/>
-          </w:tcPr>
-          <w:p>
-            <w:pPr>
-              <w:bidi/>
-            </w:pPr>
-            <w:r>
-              <w:rPr>
-                <w:sz w:val="18"/>
-                <w:rtl/>
-              </w:rPr>
-              <w:t>בוט טלגרם — ConversationHandler ומצבי שיחה</w:t>
-            </w:r>
-          </w:p>
-        </w:tc>
-        <w:tc>
-          <w:tcPr>
-            <w:tcW w:w="1701" w:type="dxa"/>
+            <w:tcW w:w="5386" w:type="dxa"/>
+          </w:tcPr>
+          <w:p>
+            <w:pPr>
+              <w:bidi/>
+            </w:pPr>
+            <w:r>
+              <w:rPr>
+                <w:sz w:val="18"/>
+                <w:rtl/>
+              </w:rPr>
+              <w:t>בוט טלגרם — ConversationHandler, מצבי שיחה, /undo, סטטיסטיקות</w:t>
+            </w:r>
+          </w:p>
+        </w:tc>
+        <w:tc>
+          <w:tcPr>
+            <w:tcW w:w="1417" w:type="dxa"/>
           </w:tcPr>
           <w:p>
             <w:pPr>
@@ -329,7 +321,7 @@
         </w:tc>
         <w:tc>
           <w:tcPr>
-            <w:tcW w:w="1701" w:type="dxa"/>
+            <w:tcW w:w="1417" w:type="dxa"/>
           </w:tcPr>
           <w:p>
             <w:pPr>
@@ -344,24 +336,24 @@
         </w:trPr>
         <w:tc>
           <w:tcPr>
-            <w:tcW w:w="5102" w:type="dxa"/>
-          </w:tcPr>
-          <w:p>
-            <w:pPr>
-              <w:bidi/>
-            </w:pPr>
-            <w:r>
-              <w:rPr>
-                <w:sz w:val="18"/>
-                <w:rtl/>
-              </w:rPr>
-              <w:t>שילוב Google Sheets (gspread, google-auth)</w:t>
-            </w:r>
-          </w:p>
-        </w:tc>
-        <w:tc>
-          <w:tcPr>
-            <w:tcW w:w="1701" w:type="dxa"/>
+            <w:tcW w:w="5386" w:type="dxa"/>
+          </w:tcPr>
+          <w:p>
+            <w:pPr>
+              <w:bidi/>
+            </w:pPr>
+            <w:r>
+              <w:rPr>
+                <w:sz w:val="18"/>
+                <w:rtl/>
+              </w:rPr>
+              <w:t>שילוב Google Sheets (gspread, google-auth, cache)</w:t>
+            </w:r>
+          </w:p>
+        </w:tc>
+        <w:tc>
+          <w:tcPr>
+            <w:tcW w:w="1417" w:type="dxa"/>
           </w:tcPr>
           <w:p>
             <w:pPr>
@@ -378,7 +370,7 @@
         </w:tc>
         <w:tc>
           <w:tcPr>
-            <w:tcW w:w="1701" w:type="dxa"/>
+            <w:tcW w:w="1417" w:type="dxa"/>
           </w:tcPr>
           <w:p>
             <w:pPr>
@@ -393,24 +385,24 @@
         </w:trPr>
         <w:tc>
           <w:tcPr>
-            <w:tcW w:w="5102" w:type="dxa"/>
-          </w:tcPr>
-          <w:p>
-            <w:pPr>
-              <w:bidi/>
-            </w:pPr>
-            <w:r>
-              <w:rPr>
-                <w:sz w:val="18"/>
-                <w:rtl/>
-              </w:rPr>
-              <w:t>Flask Web App — נתיבים ולוגיקה עסקית</w:t>
-            </w:r>
-          </w:p>
-        </w:tc>
-        <w:tc>
-          <w:tcPr>
-            <w:tcW w:w="1701" w:type="dxa"/>
+            <w:tcW w:w="5386" w:type="dxa"/>
+          </w:tcPr>
+          <w:p>
+            <w:pPr>
+              <w:bidi/>
+            </w:pPr>
+            <w:r>
+              <w:rPr>
+                <w:sz w:val="18"/>
+                <w:rtl/>
+              </w:rPr>
+              <w:t>Flask Web App — נתיבים, לוגיקה עסקית, REST API</w:t>
+            </w:r>
+          </w:p>
+        </w:tc>
+        <w:tc>
+          <w:tcPr>
+            <w:tcW w:w="1417" w:type="dxa"/>
           </w:tcPr>
           <w:p>
             <w:pPr>
@@ -427,7 +419,7 @@
         </w:tc>
         <w:tc>
           <w:tcPr>
-            <w:tcW w:w="1701" w:type="dxa"/>
+            <w:tcW w:w="1417" w:type="dxa"/>
           </w:tcPr>
           <w:p>
             <w:pPr>
@@ -442,34 +434,24 @@
         </w:trPr>
         <w:tc>
           <w:tcPr>
-            <w:tcW w:w="5102" w:type="dxa"/>
-          </w:tcPr>
-          <w:p>
-            <w:pPr>
-              <w:bidi/>
-            </w:pPr>
-            <w:r>
-              <w:rPr>
-                <w:sz w:val="18"/>
-                <w:rtl/>
-              </w:rPr>
-              <w:t>ממשק משתמש Web — HTML, CSS, Bootstrap RTL</w:t>
-            </w:r>
-          </w:p>
-        </w:tc>
-        <w:tc>
-          <w:tcPr>
-            <w:tcW w:w="1701" w:type="dxa"/>
-          </w:tcPr>
-          <w:p>
-            <w:pPr>
-              <w:bidi/>
-            </w:pPr>
-          </w:p>
-        </w:tc>
-        <w:tc>
-          <w:tcPr>
-            <w:tcW w:w="1701" w:type="dxa"/>
+            <w:tcW w:w="5386" w:type="dxa"/>
+          </w:tcPr>
+          <w:p>
+            <w:pPr>
+              <w:bidi/>
+            </w:pPr>
+            <w:r>
+              <w:rPr>
+                <w:sz w:val="18"/>
+                <w:rtl/>
+              </w:rPr>
+              <w:t>אבטחה — CSRF, rate limiting, session timeout, סיסמה</w:t>
+            </w:r>
+          </w:p>
+        </w:tc>
+        <w:tc>
+          <w:tcPr>
+            <w:tcW w:w="1417" w:type="dxa"/>
           </w:tcPr>
           <w:p>
             <w:pPr>
@@ -482,6 +464,16 @@
               </w:rPr>
               <w:t>✓</w:t>
             </w:r>
+          </w:p>
+        </w:tc>
+        <w:tc>
+          <w:tcPr>
+            <w:tcW w:w="1417" w:type="dxa"/>
+          </w:tcPr>
+          <w:p>
+            <w:pPr>
+              <w:bidi/>
+            </w:pPr>
           </w:p>
         </w:tc>
       </w:tr>
@@ -491,34 +483,24 @@
         </w:trPr>
         <w:tc>
           <w:tcPr>
-            <w:tcW w:w="5102" w:type="dxa"/>
-          </w:tcPr>
-          <w:p>
-            <w:pPr>
-              <w:bidi/>
-            </w:pPr>
-            <w:r>
-              <w:rPr>
-                <w:sz w:val="18"/>
-                <w:rtl/>
-              </w:rPr>
-              <w:t>טפסי הוספה ועריכה (add.html, edit.html)</w:t>
-            </w:r>
-          </w:p>
-        </w:tc>
-        <w:tc>
-          <w:tcPr>
-            <w:tcW w:w="1701" w:type="dxa"/>
-          </w:tcPr>
-          <w:p>
-            <w:pPr>
-              <w:bidi/>
-            </w:pPr>
-          </w:p>
-        </w:tc>
-        <w:tc>
-          <w:tcPr>
-            <w:tcW w:w="1701" w:type="dxa"/>
+            <w:tcW w:w="5386" w:type="dxa"/>
+          </w:tcPr>
+          <w:p>
+            <w:pPr>
+              <w:bidi/>
+            </w:pPr>
+            <w:r>
+              <w:rPr>
+                <w:sz w:val="18"/>
+                <w:rtl/>
+              </w:rPr>
+              <w:t>לוג שינויים (audit trail), דוח חודשי, דוח שבועי אוטומטי</w:t>
+            </w:r>
+          </w:p>
+        </w:tc>
+        <w:tc>
+          <w:tcPr>
+            <w:tcW w:w="1417" w:type="dxa"/>
           </w:tcPr>
           <w:p>
             <w:pPr>
@@ -531,6 +513,16 @@
               </w:rPr>
               <w:t>✓</w:t>
             </w:r>
+          </w:p>
+        </w:tc>
+        <w:tc>
+          <w:tcPr>
+            <w:tcW w:w="1417" w:type="dxa"/>
+          </w:tcPr>
+          <w:p>
+            <w:pPr>
+              <w:bidi/>
+            </w:pPr>
           </w:p>
         </w:tc>
       </w:tr>
@@ -540,34 +532,34 @@
         </w:trPr>
         <w:tc>
           <w:tcPr>
-            <w:tcW w:w="5102" w:type="dxa"/>
-          </w:tcPr>
-          <w:p>
-            <w:pPr>
-              <w:bidi/>
-            </w:pPr>
-            <w:r>
-              <w:rPr>
-                <w:sz w:val="18"/>
-                <w:rtl/>
-              </w:rPr>
-              <w:t>ייצוא/ייבוא Excel (pandas, openpyxl)</w:t>
-            </w:r>
-          </w:p>
-        </w:tc>
-        <w:tc>
-          <w:tcPr>
-            <w:tcW w:w="1701" w:type="dxa"/>
-          </w:tcPr>
-          <w:p>
-            <w:pPr>
-              <w:bidi/>
-            </w:pPr>
-          </w:p>
-        </w:tc>
-        <w:tc>
-          <w:tcPr>
-            <w:tcW w:w="1701" w:type="dxa"/>
+            <w:tcW w:w="5386" w:type="dxa"/>
+          </w:tcPr>
+          <w:p>
+            <w:pPr>
+              <w:bidi/>
+            </w:pPr>
+            <w:r>
+              <w:rPr>
+                <w:sz w:val="18"/>
+                <w:rtl/>
+              </w:rPr>
+              <w:t>ממשק משתמש Web — HTML, CSS, Bootstrap RTL</w:t>
+            </w:r>
+          </w:p>
+        </w:tc>
+        <w:tc>
+          <w:tcPr>
+            <w:tcW w:w="1417" w:type="dxa"/>
+          </w:tcPr>
+          <w:p>
+            <w:pPr>
+              <w:bidi/>
+            </w:pPr>
+          </w:p>
+        </w:tc>
+        <w:tc>
+          <w:tcPr>
+            <w:tcW w:w="1417" w:type="dxa"/>
           </w:tcPr>
           <w:p>
             <w:pPr>
@@ -589,24 +581,34 @@
         </w:trPr>
         <w:tc>
           <w:tcPr>
-            <w:tcW w:w="5102" w:type="dxa"/>
-          </w:tcPr>
-          <w:p>
-            <w:pPr>
-              <w:bidi/>
-            </w:pPr>
-            <w:r>
-              <w:rPr>
-                <w:sz w:val="18"/>
-                <w:rtl/>
-              </w:rPr>
-              <w:t>פריסה לענן (Render, render.yaml, Procfile)</w:t>
-            </w:r>
-          </w:p>
-        </w:tc>
-        <w:tc>
-          <w:tcPr>
-            <w:tcW w:w="1701" w:type="dxa"/>
+            <w:tcW w:w="5386" w:type="dxa"/>
+          </w:tcPr>
+          <w:p>
+            <w:pPr>
+              <w:bidi/>
+            </w:pPr>
+            <w:r>
+              <w:rPr>
+                <w:sz w:val="18"/>
+                <w:rtl/>
+              </w:rPr>
+              <w:t>עריכה מוטבעת (inline edit), מחיקה מרובה, שכפול רשומה</w:t>
+            </w:r>
+          </w:p>
+        </w:tc>
+        <w:tc>
+          <w:tcPr>
+            <w:tcW w:w="1417" w:type="dxa"/>
+          </w:tcPr>
+          <w:p>
+            <w:pPr>
+              <w:bidi/>
+            </w:pPr>
+          </w:p>
+        </w:tc>
+        <w:tc>
+          <w:tcPr>
+            <w:tcW w:w="1417" w:type="dxa"/>
           </w:tcPr>
           <w:p>
             <w:pPr>
@@ -619,16 +621,6 @@
               </w:rPr>
               <w:t>✓</w:t>
             </w:r>
-          </w:p>
-        </w:tc>
-        <w:tc>
-          <w:tcPr>
-            <w:tcW w:w="1701" w:type="dxa"/>
-          </w:tcPr>
-          <w:p>
-            <w:pPr>
-              <w:bidi/>
-            </w:pPr>
           </w:p>
         </w:tc>
       </w:tr>
@@ -638,24 +630,34 @@
         </w:trPr>
         <w:tc>
           <w:tcPr>
-            <w:tcW w:w="5102" w:type="dxa"/>
-          </w:tcPr>
-          <w:p>
-            <w:pPr>
-              <w:bidi/>
-            </w:pPr>
-            <w:r>
-              <w:rPr>
-                <w:sz w:val="18"/>
-                <w:rtl/>
-              </w:rPr>
-              <w:t>תיעוד ו-README</w:t>
-            </w:r>
-          </w:p>
-        </w:tc>
-        <w:tc>
-          <w:tcPr>
-            <w:tcW w:w="1701" w:type="dxa"/>
+            <w:tcW w:w="5386" w:type="dxa"/>
+          </w:tcPr>
+          <w:p>
+            <w:pPr>
+              <w:bidi/>
+            </w:pPr>
+            <w:r>
+              <w:rPr>
+                <w:sz w:val="18"/>
+                <w:rtl/>
+              </w:rPr>
+              <w:t>מסך נייד (mobile cards), הדפסה/PDF</w:t>
+            </w:r>
+          </w:p>
+        </w:tc>
+        <w:tc>
+          <w:tcPr>
+            <w:tcW w:w="1417" w:type="dxa"/>
+          </w:tcPr>
+          <w:p>
+            <w:pPr>
+              <w:bidi/>
+            </w:pPr>
+          </w:p>
+        </w:tc>
+        <w:tc>
+          <w:tcPr>
+            <w:tcW w:w="1417" w:type="dxa"/>
           </w:tcPr>
           <w:p>
             <w:pPr>
@@ -670,9 +672,195 @@
             </w:r>
           </w:p>
         </w:tc>
-        <w:tc>
-          <w:tcPr>
-            <w:tcW w:w="1701" w:type="dxa"/>
+      </w:tr>
+      <w:tr>
+        <w:trPr>
+          <w:jc w:val="right"/>
+        </w:trPr>
+        <w:tc>
+          <w:tcPr>
+            <w:tcW w:w="5386" w:type="dxa"/>
+          </w:tcPr>
+          <w:p>
+            <w:pPr>
+              <w:bidi/>
+            </w:pPr>
+            <w:r>
+              <w:rPr>
+                <w:sz w:val="18"/>
+                <w:rtl/>
+              </w:rPr>
+              <w:t>טפסי הוספה/עריכה עם השלמה אוטומטית (autocomplete)</w:t>
+            </w:r>
+          </w:p>
+        </w:tc>
+        <w:tc>
+          <w:tcPr>
+            <w:tcW w:w="1417" w:type="dxa"/>
+          </w:tcPr>
+          <w:p>
+            <w:pPr>
+              <w:bidi/>
+            </w:pPr>
+          </w:p>
+        </w:tc>
+        <w:tc>
+          <w:tcPr>
+            <w:tcW w:w="1417" w:type="dxa"/>
+          </w:tcPr>
+          <w:p>
+            <w:pPr>
+              <w:bidi/>
+            </w:pPr>
+            <w:r>
+              <w:rPr>
+                <w:sz w:val="18"/>
+                <w:rtl/>
+              </w:rPr>
+              <w:t>✓</w:t>
+            </w:r>
+          </w:p>
+        </w:tc>
+      </w:tr>
+      <w:tr>
+        <w:trPr>
+          <w:jc w:val="right"/>
+        </w:trPr>
+        <w:tc>
+          <w:tcPr>
+            <w:tcW w:w="5386" w:type="dxa"/>
+          </w:tcPr>
+          <w:p>
+            <w:pPr>
+              <w:bidi/>
+            </w:pPr>
+            <w:r>
+              <w:rPr>
+                <w:sz w:val="18"/>
+                <w:rtl/>
+              </w:rPr>
+              <w:t>ייצוא/ייבוא Excel וCSV, ייבוא חכם (dedup)</w:t>
+            </w:r>
+          </w:p>
+        </w:tc>
+        <w:tc>
+          <w:tcPr>
+            <w:tcW w:w="1417" w:type="dxa"/>
+          </w:tcPr>
+          <w:p>
+            <w:pPr>
+              <w:bidi/>
+            </w:pPr>
+          </w:p>
+        </w:tc>
+        <w:tc>
+          <w:tcPr>
+            <w:tcW w:w="1417" w:type="dxa"/>
+          </w:tcPr>
+          <w:p>
+            <w:pPr>
+              <w:bidi/>
+            </w:pPr>
+            <w:r>
+              <w:rPr>
+                <w:sz w:val="18"/>
+                <w:rtl/>
+              </w:rPr>
+              <w:t>✓</w:t>
+            </w:r>
+          </w:p>
+        </w:tc>
+      </w:tr>
+      <w:tr>
+        <w:trPr>
+          <w:jc w:val="right"/>
+        </w:trPr>
+        <w:tc>
+          <w:tcPr>
+            <w:tcW w:w="5386" w:type="dxa"/>
+          </w:tcPr>
+          <w:p>
+            <w:pPr>
+              <w:bidi/>
+            </w:pPr>
+            <w:r>
+              <w:rPr>
+                <w:sz w:val="18"/>
+                <w:rtl/>
+              </w:rPr>
+              <w:t>פריסה לענן (Fly.io, Dockerfile, fly.toml)</w:t>
+            </w:r>
+          </w:p>
+        </w:tc>
+        <w:tc>
+          <w:tcPr>
+            <w:tcW w:w="1417" w:type="dxa"/>
+          </w:tcPr>
+          <w:p>
+            <w:pPr>
+              <w:bidi/>
+            </w:pPr>
+            <w:r>
+              <w:rPr>
+                <w:sz w:val="18"/>
+                <w:rtl/>
+              </w:rPr>
+              <w:t>✓</w:t>
+            </w:r>
+          </w:p>
+        </w:tc>
+        <w:tc>
+          <w:tcPr>
+            <w:tcW w:w="1417" w:type="dxa"/>
+          </w:tcPr>
+          <w:p>
+            <w:pPr>
+              <w:bidi/>
+            </w:pPr>
+          </w:p>
+        </w:tc>
+      </w:tr>
+      <w:tr>
+        <w:trPr>
+          <w:jc w:val="right"/>
+        </w:trPr>
+        <w:tc>
+          <w:tcPr>
+            <w:tcW w:w="5386" w:type="dxa"/>
+          </w:tcPr>
+          <w:p>
+            <w:pPr>
+              <w:bidi/>
+            </w:pPr>
+            <w:r>
+              <w:rPr>
+                <w:sz w:val="18"/>
+                <w:rtl/>
+              </w:rPr>
+              <w:t>תיעוד, README ו-UML</w:t>
+            </w:r>
+          </w:p>
+        </w:tc>
+        <w:tc>
+          <w:tcPr>
+            <w:tcW w:w="1417" w:type="dxa"/>
+          </w:tcPr>
+          <w:p>
+            <w:pPr>
+              <w:bidi/>
+            </w:pPr>
+            <w:r>
+              <w:rPr>
+                <w:sz w:val="18"/>
+                <w:rtl/>
+              </w:rPr>
+              <w:t>✓</w:t>
+            </w:r>
+          </w:p>
+        </w:tc>
+        <w:tc>
+          <w:tcPr>
+            <w:tcW w:w="1417" w:type="dxa"/>
           </w:tcPr>
           <w:p>
             <w:pPr>
@@ -722,7 +910,7 @@
         <w:rPr>
           <w:rtl/>
         </w:rPr>
-        <w:t>מערכת "בוט ניהול עבודות גד״ש" פותחה עבור גוף חקלאי המנהל עבודות שדה מגוונות כגון חריש, ריסוס, קציר ודיסוק. הצורך שעמד בבסיס הפרויקט נבע מכך שעובדי שדה שאינם רגילים לממשקים ממוחשבים נדרשים לדווח על עבודות בזמן אמת, מהשדה, ללא גישה למחשב. במקביל, מנהל החווה נדרש לצפות בנתונים מרוכזים, לסנן לפי לקוח ותאריך, לערוך רשומות ולייצא דוחות לאקסל.</w:t>
+        <w:t>מערכת "ניהול עבודות גד״ש" פותחה עבור גוף חקלאי המנהל עבודות שדה מגוונות כגון חריש, ריסוס, קציר ודיסוק. הצורך שעמד בבסיס הפרויקט נבע מכך שעובדי שדה שאינם רגילים לממשקים ממוחשבים נדרשים לדווח על עבודות בזמן אמת, מהשדה, ללא גישה למחשב. במקביל, מנהל החווה נדרש לצפות בנתונים מרוכזים, לסנן לפי לקוח ותאריך, לערוך רשומות ולייצא דוחות לאקסל.</w:t>
       </w:r>
     </w:p>
     <w:p>
@@ -757,7 +945,7 @@
         <w:rPr>
           <w:rtl/>
         </w:rPr>
-        <w:t>בוט טלגרם (ממשק ניידי לעובדי השדה): עובד השדה פותח את אפליקציית טלגרם ומתחיל שיחה עם הבוט. הבוט מנחה אותו בשפה העברית דרך שאלות פשוטות ומדורגות: שם לקוח, תאריך, סוג העבודה, שם החלקה, כמות, כלי עבודה, שם המפעיל והערות. בסוף מוצג סיכום לאישור, ורק לאחר אישור המשתמש הנתונים נשמרים. המשתמש יכול גם לצפות בחמש העבודות האחרונות ישירות מהבוט.</w:t>
+        <w:t>בוט טלגרם (ממשק ניידי לעובדי השדה): עובד השדה פותח את אפליקציית טלגרם ומתחיל שיחה עם הבוט. הבוט מנחה אותו בשפה העברית דרך שאלות פשוטות ומדורגות: שם לקוח, תאריך, סוג העבודה, שם החלקה, כמות, כלי עבודה, שם המפעיל והערות. בסוף מוצג סיכום לאישור, ורק לאחר אישור המשתמש הנתונים נשמרים. הבוט תומך גם בפקודות נוספות: /undo לביטול הרשומה האחרונה, צפייה ב-5 עבודות אחרונות, חיפוש לפי לקוח, סטטיסטיקות, עריכת הרשומה האחרונה, ודוחות שבועיים ויומיים אוטומטיים.</w:t>
       </w:r>
     </w:p>
     <w:p>
@@ -768,7 +956,7 @@
         <w:rPr>
           <w:rtl/>
         </w:rPr>
-        <w:t>ממשק Web לניהול (למנהל): מנהל החווה ניגש לממשק Web שהוא לוח בקרה מלא: צפייה בכל הרשומות ממוינות לפי תאריך, סינון לפי שם לקוח או תאריך, הוספה ידנית, עריכה ומחיקה של רשומות קיימות, ייצוא כל הנתונים לקובץ Excel וייבוא קבצי Excel קיימים.</w:t>
+        <w:t>ממשק Web לניהול (למנהל): מנהל החווה ניגש לממשק Web שהוא לוח בקרה מלא עם אימות סיסמה. הממשק כולל: צפייה בכל הרשומות ממוינות לפי תאריך עם עימוד (50 רשומות לדף), סינון לפי שם לקוח, תאריך, שדה ומפעיל (עם שמירה בזיכרון דפדפן), הוספה ידנית עם השלמה אוטומטית משדות קיימים, עריכה ידנית בטופס נפרד, עריכה מוטבעת (double-click על תא), מחיקה בודדת ומחיקה מרובה, שכפול רשומה, ייצוא לאקסל וCSV, ייבוא אקסל עם ניקוי כפילויות, דוח חודשי מפורט, לוג שינויים מלא, הדפסה/PDF, ושינוי סיסמה.</w:t>
       </w:r>
     </w:p>
     <w:p>
@@ -791,7 +979,31 @@
         <w:rPr>
           <w:rtl/>
         </w:rPr>
-        <w:t>כל הנתונים מאוחסנים ב-Google Sheets בגיליון בשם "Gadash Data". בחירה זו מאפשרת גם למנהל לפתוח את הגיליון ישירות לצפייה ועריכה ידנית. הגיליון מהווה מקור האמת היחיד של המערכת, ושני הממשקים קוראים וכותבים לאותו גיליון.</w:t>
+        <w:t>כל הנתונים מאוחסנים ב-Google Sheets בגיליון בשם "Gadash Data". בחירה זו מאפשרת גם למנהל לפתוח את הגיליון ישירות לצפייה ועריכה ידנית. הגיליון מהווה מקור האמת היחיד של המערכת, ושני הממשקים קוראים וכותבים לאותו גיליון. הנתונים נטענים עם cache בזיכרון (TTL 30 שניות) ו-threading.Lock למניעת race conditions.</w:t>
+      </w:r>
+    </w:p>
+    <w:p>
+      <w:pPr>
+        <w:pStyle w:val="21"/>
+        <w:bidi/>
+      </w:pPr>
+      <w:r>
+        <w:rPr>
+          <w:rtl/>
+        </w:rPr>
+        <w:lastRenderedPageBreak/>
+        <w:t>אבטחה</w:t>
+      </w:r>
+    </w:p>
+    <w:p>
+      <w:pPr>
+        <w:bidi/>
+      </w:pPr>
+      <w:r>
+        <w:rPr>
+          <w:rtl/>
+        </w:rPr>
+        <w:t>המערכת כוללת מספר שכבות הגנה: אימות סיסמה לכל הממשק ה-Web, הגבלת קצב כניסות (5 ניסיונות בדקה) למניעת brute force, CSRF tokens לכל הטפסים ובקשות AJAX, session timeout של 8 שעות, ולוג שינויים (audit trail) המתעד כל פעולת כתיבה עם תאריך, משתמש ופרטים.</w:t>
       </w:r>
     </w:p>
     <w:p>
@@ -814,7 +1026,7 @@
         <w:rPr>
           <w:rtl/>
         </w:rPr>
-        <w:t>המערכת מותקנת על שרת ענן (Render) ורצה ברציפות. תהליך Python יחיד מריץ במקביל את שרת ה-Web (gunicorn) ואת הבוט (ב-thread נפרד עם asyncio event loop).</w:t>
+        <w:t>המערכת מותקנת על שרת ענן Fly.io ורצה ברציפות עם שני מכונות (2×) לזמינות גבוהה. תהליך Python יחיד מריץ במקביל את שרת ה-Web (gunicorn) ואת הבוט (ב-thread נפרד עם asyncio event loop). כתובת המערכת: https://gadash-bot.fly.dev/</w:t>
       </w:r>
     </w:p>
     <w:p/>
@@ -827,7 +1039,6 @@
         <w:rPr>
           <w:rtl/>
         </w:rPr>
-        <w:lastRenderedPageBreak/>
         <w:t>סעיף 3 — טכנולוגיות האינטרנט</w:t>
       </w:r>
     </w:p>
@@ -840,7 +1051,7 @@
         <w:rPr>
           <w:rtl/>
         </w:rPr>
-        <w:t>3.1 ארכיטקטורה מוצעת</w:t>
+        <w:t>3.1 ארכיטקטורה</w:t>
       </w:r>
     </w:p>
     <w:p>
@@ -851,7 +1062,7 @@
         <w:rPr>
           <w:rtl/>
         </w:rPr>
-        <w:t>המערכת בנויה על ארכיטקטורה Monolithic בשכבות, הרצה בתהליך Python יחיד עם שני רכיבים במקביל: שרת Flask (gunicorn) לממשק ה-Web ובוט טלגרם ב-thread נפרד עם asyncio event loop. שני הרכיבים ניגשים לאותו מקור נתונים — Google Sheets — דרך ספריית gspread.</w:t>
+        <w:t>המערכת בנויה על ארכיטקטורה Monolithic בשכבות, הרצה בתהליך Python יחיד עם שני רכיבים במקביל: שרת Flask (gunicorn) לממשק ה-Web ובוט טלגרם ב-thread נפרד עם asyncio event loop. שני הרכיבים ניגשים לאותו מקור נתונים — Google Sheets — דרך ספריית gspread, עם מנגנון cache משותף ו-threading.Lock. נתוני הקלט עוברים אימות דרך WorkEntry dataclass לפני כל שמירה.</w:t>
       </w:r>
     </w:p>
     <w:p>
@@ -874,7 +1085,7 @@
         <w:tblLook w:val="04A0" w:firstRow="1" w:lastRow="0" w:firstColumn="1" w:lastColumn="0" w:noHBand="0" w:noVBand="1"/>
       </w:tblPr>
       <w:tblGrid>
-        <w:gridCol w:w="2835"/>
+        <w:gridCol w:w="2551"/>
         <w:gridCol w:w="5669"/>
       </w:tblGrid>
       <w:tr>
@@ -883,7 +1094,7 @@
         </w:trPr>
         <w:tc>
           <w:tcPr>
-            <w:tcW w:w="2835" w:type="dxa"/>
+            <w:tcW w:w="2551" w:type="dxa"/>
             <w:shd w:val="clear" w:color="auto" w:fill="1E3A5F"/>
           </w:tcPr>
           <w:p>
@@ -928,7 +1139,7 @@
         </w:trPr>
         <w:tc>
           <w:tcPr>
-            <w:tcW w:w="2835" w:type="dxa"/>
+            <w:tcW w:w="2551" w:type="dxa"/>
           </w:tcPr>
           <w:p>
             <w:pPr>
@@ -967,7 +1178,7 @@
         </w:trPr>
         <w:tc>
           <w:tcPr>
-            <w:tcW w:w="2835" w:type="dxa"/>
+            <w:tcW w:w="2551" w:type="dxa"/>
           </w:tcPr>
           <w:p>
             <w:pPr>
@@ -995,7 +1206,7 @@
                 <w:sz w:val="18"/>
                 <w:rtl/>
               </w:rPr>
-              <w:t>עיצוב מותאם (גרדיאנטים, כרטיסיות)</w:t>
+              <w:t>עיצוב מותאם, media queries למסך נייד</w:t>
             </w:r>
           </w:p>
         </w:tc>
@@ -1006,7 +1217,7 @@
         </w:trPr>
         <w:tc>
           <w:tcPr>
-            <w:tcW w:w="2835" w:type="dxa"/>
+            <w:tcW w:w="2551" w:type="dxa"/>
           </w:tcPr>
           <w:p>
             <w:pPr>
@@ -1045,18 +1256,18 @@
         </w:trPr>
         <w:tc>
           <w:tcPr>
-            <w:tcW w:w="2835" w:type="dxa"/>
-          </w:tcPr>
-          <w:p>
-            <w:pPr>
-              <w:bidi/>
-            </w:pPr>
-            <w:r>
-              <w:rPr>
-                <w:sz w:val="18"/>
-                <w:rtl/>
-              </w:rPr>
-              <w:t>JavaScript (Vanilla)</w:t>
+            <w:tcW w:w="2551" w:type="dxa"/>
+          </w:tcPr>
+          <w:p>
+            <w:pPr>
+              <w:bidi/>
+            </w:pPr>
+            <w:r>
+              <w:rPr>
+                <w:sz w:val="18"/>
+                <w:rtl/>
+              </w:rPr>
+              <w:t>Bootstrap Icons</w:t>
             </w:r>
           </w:p>
         </w:tc>
@@ -1073,7 +1284,7 @@
                 <w:sz w:val="18"/>
                 <w:rtl/>
               </w:rPr>
-              <w:t>מודל אישור מחיקה</w:t>
+              <w:t>אייקונים (bi-*)</w:t>
             </w:r>
           </w:p>
         </w:tc>
@@ -1084,18 +1295,18 @@
         </w:trPr>
         <w:tc>
           <w:tcPr>
-            <w:tcW w:w="2835" w:type="dxa"/>
-          </w:tcPr>
-          <w:p>
-            <w:pPr>
-              <w:bidi/>
-            </w:pPr>
-            <w:r>
-              <w:rPr>
-                <w:sz w:val="18"/>
-                <w:rtl/>
-              </w:rPr>
-              <w:t>Jinja2</w:t>
+            <w:tcW w:w="2551" w:type="dxa"/>
+          </w:tcPr>
+          <w:p>
+            <w:pPr>
+              <w:bidi/>
+            </w:pPr>
+            <w:r>
+              <w:rPr>
+                <w:sz w:val="18"/>
+                <w:rtl/>
+              </w:rPr>
+              <w:t>JavaScript (Vanilla)</w:t>
             </w:r>
           </w:p>
         </w:tc>
@@ -1112,7 +1323,7 @@
                 <w:sz w:val="18"/>
                 <w:rtl/>
               </w:rPr>
-              <w:t>תבניות HTML דינמיות (מנוע ה-templating של Flask)</w:t>
+              <w:t>עריכה מוטבעת (double-click → PATCH), מחיקה מרובה, CSRF auto-inject, localStorage לשמירת סינון, השלמה אוטומטית (datalist)</w:t>
             </w:r>
           </w:p>
         </w:tc>
@@ -1123,7 +1334,124 @@
         </w:trPr>
         <w:tc>
           <w:tcPr>
-            <w:tcW w:w="2835" w:type="dxa"/>
+            <w:tcW w:w="2551" w:type="dxa"/>
+          </w:tcPr>
+          <w:p>
+            <w:pPr>
+              <w:bidi/>
+            </w:pPr>
+            <w:r>
+              <w:rPr>
+                <w:sz w:val="18"/>
+                <w:rtl/>
+              </w:rPr>
+              <w:t>Chart.js</w:t>
+            </w:r>
+          </w:p>
+        </w:tc>
+        <w:tc>
+          <w:tcPr>
+            <w:tcW w:w="5669" w:type="dxa"/>
+          </w:tcPr>
+          <w:p>
+            <w:pPr>
+              <w:bidi/>
+            </w:pPr>
+            <w:r>
+              <w:rPr>
+                <w:sz w:val="18"/>
+                <w:rtl/>
+              </w:rPr>
+              <w:t>גרפי סטטיסטיקה בלוח הבקרה</w:t>
+            </w:r>
+          </w:p>
+        </w:tc>
+      </w:tr>
+      <w:tr>
+        <w:trPr>
+          <w:jc w:val="right"/>
+        </w:trPr>
+        <w:tc>
+          <w:tcPr>
+            <w:tcW w:w="2551" w:type="dxa"/>
+          </w:tcPr>
+          <w:p>
+            <w:pPr>
+              <w:bidi/>
+            </w:pPr>
+            <w:r>
+              <w:rPr>
+                <w:sz w:val="18"/>
+                <w:rtl/>
+              </w:rPr>
+              <w:t>Fetch API</w:t>
+            </w:r>
+          </w:p>
+        </w:tc>
+        <w:tc>
+          <w:tcPr>
+            <w:tcW w:w="5669" w:type="dxa"/>
+          </w:tcPr>
+          <w:p>
+            <w:pPr>
+              <w:bidi/>
+            </w:pPr>
+            <w:r>
+              <w:rPr>
+                <w:sz w:val="18"/>
+                <w:rtl/>
+              </w:rPr>
+              <w:t>בקשות AJAX ל-REST API (PATCH /api/entries/&lt;id&gt;)</w:t>
+            </w:r>
+          </w:p>
+        </w:tc>
+      </w:tr>
+      <w:tr>
+        <w:trPr>
+          <w:jc w:val="right"/>
+        </w:trPr>
+        <w:tc>
+          <w:tcPr>
+            <w:tcW w:w="2551" w:type="dxa"/>
+          </w:tcPr>
+          <w:p>
+            <w:pPr>
+              <w:bidi/>
+            </w:pPr>
+            <w:r>
+              <w:rPr>
+                <w:sz w:val="18"/>
+                <w:rtl/>
+              </w:rPr>
+              <w:t>Jinja2</w:t>
+            </w:r>
+          </w:p>
+        </w:tc>
+        <w:tc>
+          <w:tcPr>
+            <w:tcW w:w="5669" w:type="dxa"/>
+          </w:tcPr>
+          <w:p>
+            <w:pPr>
+              <w:bidi/>
+            </w:pPr>
+            <w:r>
+              <w:rPr>
+                <w:sz w:val="18"/>
+                <w:rtl/>
+              </w:rPr>
+              <w:t>תבניות HTML דינמיות (מנוע ה-templating של Flask)</w:t>
+            </w:r>
+          </w:p>
+        </w:tc>
+      </w:tr>
+      <w:tr>
+        <w:trPr>
+          <w:jc w:val="right"/>
+        </w:trPr>
+        <w:tc>
+          <w:tcPr>
+            <w:tcW w:w="2551" w:type="dxa"/>
           </w:tcPr>
           <w:p>
             <w:pPr>
@@ -1179,7 +1507,7 @@
       </w:tblPr>
       <w:tblGrid>
         <w:gridCol w:w="2835"/>
-        <w:gridCol w:w="1701"/>
+        <w:gridCol w:w="1417"/>
         <w:gridCol w:w="3969"/>
       </w:tblGrid>
       <w:tr>
@@ -1208,7 +1536,7 @@
         </w:tc>
         <w:tc>
           <w:tcPr>
-            <w:tcW w:w="1701" w:type="dxa"/>
+            <w:tcW w:w="1417" w:type="dxa"/>
             <w:shd w:val="clear" w:color="auto" w:fill="1E3A5F"/>
           </w:tcPr>
           <w:p>
@@ -1270,7 +1598,7 @@
         </w:tc>
         <w:tc>
           <w:tcPr>
-            <w:tcW w:w="1701" w:type="dxa"/>
+            <w:tcW w:w="1417" w:type="dxa"/>
           </w:tcPr>
           <w:p>
             <w:pPr>
@@ -1326,7 +1654,7 @@
         </w:tc>
         <w:tc>
           <w:tcPr>
-            <w:tcW w:w="1701" w:type="dxa"/>
+            <w:tcW w:w="1417" w:type="dxa"/>
           </w:tcPr>
           <w:p>
             <w:pPr>
@@ -1354,7 +1682,7 @@
                 <w:sz w:val="18"/>
                 <w:rtl/>
               </w:rPr>
-              <w:t>מסגרת Web — ניתוב HTTP, תבניות</w:t>
+              <w:t>מסגרת Web — ניתוב HTTP, תבניות, session</w:t>
             </w:r>
           </w:p>
         </w:tc>
@@ -1382,7 +1710,7 @@
         </w:tc>
         <w:tc>
           <w:tcPr>
-            <w:tcW w:w="1701" w:type="dxa"/>
+            <w:tcW w:w="1417" w:type="dxa"/>
           </w:tcPr>
           <w:p>
             <w:pPr>
@@ -1438,7 +1766,7 @@
         </w:tc>
         <w:tc>
           <w:tcPr>
-            <w:tcW w:w="1701" w:type="dxa"/>
+            <w:tcW w:w="1417" w:type="dxa"/>
           </w:tcPr>
           <w:p>
             <w:pPr>
@@ -1494,7 +1822,7 @@
         </w:tc>
         <w:tc>
           <w:tcPr>
-            <w:tcW w:w="1701" w:type="dxa"/>
+            <w:tcW w:w="1417" w:type="dxa"/>
           </w:tcPr>
           <w:p>
             <w:pPr>
@@ -1550,7 +1878,7 @@
         </w:tc>
         <w:tc>
           <w:tcPr>
-            <w:tcW w:w="1701" w:type="dxa"/>
+            <w:tcW w:w="1417" w:type="dxa"/>
           </w:tcPr>
           <w:p>
             <w:pPr>
@@ -1606,7 +1934,7 @@
         </w:tc>
         <w:tc>
           <w:tcPr>
-            <w:tcW w:w="1701" w:type="dxa"/>
+            <w:tcW w:w="1417" w:type="dxa"/>
           </w:tcPr>
           <w:p>
             <w:pPr>
@@ -1662,7 +1990,7 @@
         </w:tc>
         <w:tc>
           <w:tcPr>
-            <w:tcW w:w="1701" w:type="dxa"/>
+            <w:tcW w:w="1417" w:type="dxa"/>
           </w:tcPr>
           <w:p>
             <w:pPr>
@@ -1718,7 +2046,7 @@
         </w:tc>
         <w:tc>
           <w:tcPr>
-            <w:tcW w:w="1701" w:type="dxa"/>
+            <w:tcW w:w="1417" w:type="dxa"/>
           </w:tcPr>
           <w:p>
             <w:pPr>
@@ -1747,6 +2075,62 @@
                 <w:rtl/>
               </w:rPr>
               <w:t>שרת WSGI לפרודקשן</w:t>
+            </w:r>
+          </w:p>
+        </w:tc>
+      </w:tr>
+      <w:tr>
+        <w:trPr>
+          <w:jc w:val="right"/>
+        </w:trPr>
+        <w:tc>
+          <w:tcPr>
+            <w:tcW w:w="2835" w:type="dxa"/>
+          </w:tcPr>
+          <w:p>
+            <w:pPr>
+              <w:bidi/>
+            </w:pPr>
+            <w:r>
+              <w:rPr>
+                <w:sz w:val="18"/>
+                <w:rtl/>
+              </w:rPr>
+              <w:t>WorkEntry (dataclass)</w:t>
+            </w:r>
+          </w:p>
+        </w:tc>
+        <w:tc>
+          <w:tcPr>
+            <w:tcW w:w="1417" w:type="dxa"/>
+          </w:tcPr>
+          <w:p>
+            <w:pPr>
+              <w:bidi/>
+            </w:pPr>
+            <w:r>
+              <w:rPr>
+                <w:sz w:val="18"/>
+                <w:rtl/>
+              </w:rPr>
+              <w:t>—</w:t>
+            </w:r>
+          </w:p>
+        </w:tc>
+        <w:tc>
+          <w:tcPr>
+            <w:tcW w:w="3969" w:type="dxa"/>
+          </w:tcPr>
+          <w:p>
+            <w:pPr>
+              <w:bidi/>
+            </w:pPr>
+            <w:r>
+              <w:rPr>
+                <w:sz w:val="18"/>
+                <w:rtl/>
+              </w:rPr>
+              <w:t>אימות ומבנה נתוני כל רשומת עבודה</w:t>
             </w:r>
           </w:p>
         </w:tc>
@@ -1774,8 +2158,8 @@
       </w:tblPr>
       <w:tblGrid>
         <w:gridCol w:w="2268"/>
-        <w:gridCol w:w="1984"/>
-        <w:gridCol w:w="4252"/>
+        <w:gridCol w:w="1417"/>
+        <w:gridCol w:w="4535"/>
       </w:tblGrid>
       <w:tr>
         <w:trPr>
@@ -1803,7 +2187,7 @@
         </w:tc>
         <w:tc>
           <w:tcPr>
-            <w:tcW w:w="1984" w:type="dxa"/>
+            <w:tcW w:w="1417" w:type="dxa"/>
             <w:shd w:val="clear" w:color="auto" w:fill="1E3A5F"/>
           </w:tcPr>
           <w:p>
@@ -1823,7 +2207,7 @@
         </w:tc>
         <w:tc>
           <w:tcPr>
-            <w:tcW w:w="4252" w:type="dxa"/>
+            <w:tcW w:w="4535" w:type="dxa"/>
             <w:shd w:val="clear" w:color="auto" w:fill="1E3A5F"/>
           </w:tcPr>
           <w:p>
@@ -1865,7 +2249,7 @@
         </w:tc>
         <w:tc>
           <w:tcPr>
-            <w:tcW w:w="1984" w:type="dxa"/>
+            <w:tcW w:w="1417" w:type="dxa"/>
           </w:tcPr>
           <w:p>
             <w:pPr>
@@ -1882,18 +2266,18 @@
         </w:tc>
         <w:tc>
           <w:tcPr>
-            <w:tcW w:w="4252" w:type="dxa"/>
-          </w:tcPr>
-          <w:p>
-            <w:pPr>
-              <w:bidi/>
-            </w:pPr>
-            <w:r>
-              <w:rPr>
-                <w:sz w:val="18"/>
-                <w:rtl/>
-              </w:rPr>
-              <w:t>דף ראשי — רשימת עבודות עם סינון</w:t>
+            <w:tcW w:w="4535" w:type="dxa"/>
+          </w:tcPr>
+          <w:p>
+            <w:pPr>
+              <w:bidi/>
+            </w:pPr>
+            <w:r>
+              <w:rPr>
+                <w:sz w:val="18"/>
+                <w:rtl/>
+              </w:rPr>
+              <w:t>דף ראשי — רשימת עבודות עם סינון ועימוד</w:t>
             </w:r>
           </w:p>
         </w:tc>
@@ -1915,13 +2299,13 @@
                 <w:sz w:val="18"/>
                 <w:rtl/>
               </w:rPr>
-              <w:t>/add</w:t>
-            </w:r>
-          </w:p>
-        </w:tc>
-        <w:tc>
-          <w:tcPr>
-            <w:tcW w:w="1984" w:type="dxa"/>
+              <w:t>/login</w:t>
+            </w:r>
+          </w:p>
+        </w:tc>
+        <w:tc>
+          <w:tcPr>
+            <w:tcW w:w="1417" w:type="dxa"/>
           </w:tcPr>
           <w:p>
             <w:pPr>
@@ -1938,18 +2322,18 @@
         </w:tc>
         <w:tc>
           <w:tcPr>
-            <w:tcW w:w="4252" w:type="dxa"/>
-          </w:tcPr>
-          <w:p>
-            <w:pPr>
-              <w:bidi/>
-            </w:pPr>
-            <w:r>
-              <w:rPr>
-                <w:sz w:val="18"/>
-                <w:rtl/>
-              </w:rPr>
-              <w:t>הוספת רשומה חדשה</w:t>
+            <w:tcW w:w="4535" w:type="dxa"/>
+          </w:tcPr>
+          <w:p>
+            <w:pPr>
+              <w:bidi/>
+            </w:pPr>
+            <w:r>
+              <w:rPr>
+                <w:sz w:val="18"/>
+                <w:rtl/>
+              </w:rPr>
+              <w:t>כניסה עם סיסמה + rate limiting</w:t>
             </w:r>
           </w:p>
         </w:tc>
@@ -1971,41 +2355,41 @@
                 <w:sz w:val="18"/>
                 <w:rtl/>
               </w:rPr>
-              <w:t>/edit/&lt;id&gt;</w:t>
-            </w:r>
-          </w:p>
-        </w:tc>
-        <w:tc>
-          <w:tcPr>
-            <w:tcW w:w="1984" w:type="dxa"/>
-          </w:tcPr>
-          <w:p>
-            <w:pPr>
-              <w:bidi/>
-            </w:pPr>
-            <w:r>
-              <w:rPr>
-                <w:sz w:val="18"/>
-                <w:rtl/>
-              </w:rPr>
-              <w:t>GET, POST</w:t>
-            </w:r>
-          </w:p>
-        </w:tc>
-        <w:tc>
-          <w:tcPr>
-            <w:tcW w:w="4252" w:type="dxa"/>
-          </w:tcPr>
-          <w:p>
-            <w:pPr>
-              <w:bidi/>
-            </w:pPr>
-            <w:r>
-              <w:rPr>
-                <w:sz w:val="18"/>
-                <w:rtl/>
-              </w:rPr>
-              <w:t>עריכת רשומה קיימת</w:t>
+              <w:t>/logout</w:t>
+            </w:r>
+          </w:p>
+        </w:tc>
+        <w:tc>
+          <w:tcPr>
+            <w:tcW w:w="1417" w:type="dxa"/>
+          </w:tcPr>
+          <w:p>
+            <w:pPr>
+              <w:bidi/>
+            </w:pPr>
+            <w:r>
+              <w:rPr>
+                <w:sz w:val="18"/>
+                <w:rtl/>
+              </w:rPr>
+              <w:t>GET</w:t>
+            </w:r>
+          </w:p>
+        </w:tc>
+        <w:tc>
+          <w:tcPr>
+            <w:tcW w:w="4535" w:type="dxa"/>
+          </w:tcPr>
+          <w:p>
+            <w:pPr>
+              <w:bidi/>
+            </w:pPr>
+            <w:r>
+              <w:rPr>
+                <w:sz w:val="18"/>
+                <w:rtl/>
+              </w:rPr>
+              <w:t>יציאה</w:t>
             </w:r>
           </w:p>
         </w:tc>
@@ -2027,41 +2411,41 @@
                 <w:sz w:val="18"/>
                 <w:rtl/>
               </w:rPr>
-              <w:t>/delete/&lt;id&gt;</w:t>
-            </w:r>
-          </w:p>
-        </w:tc>
-        <w:tc>
-          <w:tcPr>
-            <w:tcW w:w="1984" w:type="dxa"/>
-          </w:tcPr>
-          <w:p>
-            <w:pPr>
-              <w:bidi/>
-            </w:pPr>
-            <w:r>
-              <w:rPr>
-                <w:sz w:val="18"/>
-                <w:rtl/>
-              </w:rPr>
-              <w:t>GET</w:t>
-            </w:r>
-          </w:p>
-        </w:tc>
-        <w:tc>
-          <w:tcPr>
-            <w:tcW w:w="4252" w:type="dxa"/>
-          </w:tcPr>
-          <w:p>
-            <w:pPr>
-              <w:bidi/>
-            </w:pPr>
-            <w:r>
-              <w:rPr>
-                <w:sz w:val="18"/>
-                <w:rtl/>
-              </w:rPr>
-              <w:t>מחיקת רשומה</w:t>
+              <w:t>/change-password</w:t>
+            </w:r>
+          </w:p>
+        </w:tc>
+        <w:tc>
+          <w:tcPr>
+            <w:tcW w:w="1417" w:type="dxa"/>
+          </w:tcPr>
+          <w:p>
+            <w:pPr>
+              <w:bidi/>
+            </w:pPr>
+            <w:r>
+              <w:rPr>
+                <w:sz w:val="18"/>
+                <w:rtl/>
+              </w:rPr>
+              <w:t>GET, POST</w:t>
+            </w:r>
+          </w:p>
+        </w:tc>
+        <w:tc>
+          <w:tcPr>
+            <w:tcW w:w="4535" w:type="dxa"/>
+          </w:tcPr>
+          <w:p>
+            <w:pPr>
+              <w:bidi/>
+            </w:pPr>
+            <w:r>
+              <w:rPr>
+                <w:sz w:val="18"/>
+                <w:rtl/>
+              </w:rPr>
+              <w:t>שינוי סיסמה</w:t>
             </w:r>
           </w:p>
         </w:tc>
@@ -2083,41 +2467,41 @@
                 <w:sz w:val="18"/>
                 <w:rtl/>
               </w:rPr>
-              <w:t>/export</w:t>
-            </w:r>
-          </w:p>
-        </w:tc>
-        <w:tc>
-          <w:tcPr>
-            <w:tcW w:w="1984" w:type="dxa"/>
-          </w:tcPr>
-          <w:p>
-            <w:pPr>
-              <w:bidi/>
-            </w:pPr>
-            <w:r>
-              <w:rPr>
-                <w:sz w:val="18"/>
-                <w:rtl/>
-              </w:rPr>
-              <w:t>GET</w:t>
-            </w:r>
-          </w:p>
-        </w:tc>
-        <w:tc>
-          <w:tcPr>
-            <w:tcW w:w="4252" w:type="dxa"/>
-          </w:tcPr>
-          <w:p>
-            <w:pPr>
-              <w:bidi/>
-            </w:pPr>
-            <w:r>
-              <w:rPr>
-                <w:sz w:val="18"/>
-                <w:rtl/>
-              </w:rPr>
-              <w:t>הורדת קובץ Excel</w:t>
+              <w:t>/add</w:t>
+            </w:r>
+          </w:p>
+        </w:tc>
+        <w:tc>
+          <w:tcPr>
+            <w:tcW w:w="1417" w:type="dxa"/>
+          </w:tcPr>
+          <w:p>
+            <w:pPr>
+              <w:bidi/>
+            </w:pPr>
+            <w:r>
+              <w:rPr>
+                <w:sz w:val="18"/>
+                <w:rtl/>
+              </w:rPr>
+              <w:t>GET, POST</w:t>
+            </w:r>
+          </w:p>
+        </w:tc>
+        <w:tc>
+          <w:tcPr>
+            <w:tcW w:w="4535" w:type="dxa"/>
+          </w:tcPr>
+          <w:p>
+            <w:pPr>
+              <w:bidi/>
+            </w:pPr>
+            <w:r>
+              <w:rPr>
+                <w:sz w:val="18"/>
+                <w:rtl/>
+              </w:rPr>
+              <w:t>הוספת רשומה חדשה (autocomplete)</w:t>
             </w:r>
           </w:p>
         </w:tc>
@@ -2139,13 +2523,517 @@
                 <w:sz w:val="18"/>
                 <w:rtl/>
               </w:rPr>
+              <w:t>/duplicate/&lt;id&gt;</w:t>
+            </w:r>
+          </w:p>
+        </w:tc>
+        <w:tc>
+          <w:tcPr>
+            <w:tcW w:w="1417" w:type="dxa"/>
+          </w:tcPr>
+          <w:p>
+            <w:pPr>
+              <w:bidi/>
+            </w:pPr>
+            <w:r>
+              <w:rPr>
+                <w:sz w:val="18"/>
+                <w:rtl/>
+              </w:rPr>
+              <w:t>GET</w:t>
+            </w:r>
+          </w:p>
+        </w:tc>
+        <w:tc>
+          <w:tcPr>
+            <w:tcW w:w="4535" w:type="dxa"/>
+          </w:tcPr>
+          <w:p>
+            <w:pPr>
+              <w:bidi/>
+            </w:pPr>
+            <w:r>
+              <w:rPr>
+                <w:sz w:val="18"/>
+                <w:rtl/>
+              </w:rPr>
+              <w:t>שכפול רשומה קיימת (prefill)</w:t>
+            </w:r>
+          </w:p>
+        </w:tc>
+      </w:tr>
+      <w:tr>
+        <w:trPr>
+          <w:jc w:val="right"/>
+        </w:trPr>
+        <w:tc>
+          <w:tcPr>
+            <w:tcW w:w="2268" w:type="dxa"/>
+          </w:tcPr>
+          <w:p>
+            <w:pPr>
+              <w:bidi/>
+            </w:pPr>
+            <w:r>
+              <w:rPr>
+                <w:sz w:val="18"/>
+                <w:rtl/>
+              </w:rPr>
+              <w:t>/edit/&lt;id&gt;</w:t>
+            </w:r>
+          </w:p>
+        </w:tc>
+        <w:tc>
+          <w:tcPr>
+            <w:tcW w:w="1417" w:type="dxa"/>
+          </w:tcPr>
+          <w:p>
+            <w:pPr>
+              <w:bidi/>
+            </w:pPr>
+            <w:r>
+              <w:rPr>
+                <w:sz w:val="18"/>
+                <w:rtl/>
+              </w:rPr>
+              <w:t>GET, POST</w:t>
+            </w:r>
+          </w:p>
+        </w:tc>
+        <w:tc>
+          <w:tcPr>
+            <w:tcW w:w="4535" w:type="dxa"/>
+          </w:tcPr>
+          <w:p>
+            <w:pPr>
+              <w:bidi/>
+            </w:pPr>
+            <w:r>
+              <w:rPr>
+                <w:sz w:val="18"/>
+                <w:rtl/>
+              </w:rPr>
+              <w:t>עריכת רשומה קיימת</w:t>
+            </w:r>
+          </w:p>
+        </w:tc>
+      </w:tr>
+      <w:tr>
+        <w:trPr>
+          <w:jc w:val="right"/>
+        </w:trPr>
+        <w:tc>
+          <w:tcPr>
+            <w:tcW w:w="2268" w:type="dxa"/>
+          </w:tcPr>
+          <w:p>
+            <w:pPr>
+              <w:bidi/>
+            </w:pPr>
+            <w:r>
+              <w:rPr>
+                <w:sz w:val="18"/>
+                <w:rtl/>
+              </w:rPr>
+              <w:t>/delete/&lt;id&gt;</w:t>
+            </w:r>
+          </w:p>
+        </w:tc>
+        <w:tc>
+          <w:tcPr>
+            <w:tcW w:w="1417" w:type="dxa"/>
+          </w:tcPr>
+          <w:p>
+            <w:pPr>
+              <w:bidi/>
+            </w:pPr>
+            <w:r>
+              <w:rPr>
+                <w:sz w:val="18"/>
+                <w:rtl/>
+              </w:rPr>
+              <w:t>POST</w:t>
+            </w:r>
+          </w:p>
+        </w:tc>
+        <w:tc>
+          <w:tcPr>
+            <w:tcW w:w="4535" w:type="dxa"/>
+          </w:tcPr>
+          <w:p>
+            <w:pPr>
+              <w:bidi/>
+            </w:pPr>
+            <w:r>
+              <w:rPr>
+                <w:sz w:val="18"/>
+                <w:rtl/>
+              </w:rPr>
+              <w:t>מחיקת רשומה בודדת</w:t>
+            </w:r>
+          </w:p>
+        </w:tc>
+      </w:tr>
+      <w:tr>
+        <w:trPr>
+          <w:jc w:val="right"/>
+        </w:trPr>
+        <w:tc>
+          <w:tcPr>
+            <w:tcW w:w="2268" w:type="dxa"/>
+          </w:tcPr>
+          <w:p>
+            <w:pPr>
+              <w:bidi/>
+            </w:pPr>
+            <w:r>
+              <w:rPr>
+                <w:sz w:val="18"/>
+                <w:rtl/>
+              </w:rPr>
+              <w:t>/bulk-delete</w:t>
+            </w:r>
+          </w:p>
+        </w:tc>
+        <w:tc>
+          <w:tcPr>
+            <w:tcW w:w="1417" w:type="dxa"/>
+          </w:tcPr>
+          <w:p>
+            <w:pPr>
+              <w:bidi/>
+            </w:pPr>
+            <w:r>
+              <w:rPr>
+                <w:sz w:val="18"/>
+                <w:rtl/>
+              </w:rPr>
+              <w:t>POST</w:t>
+            </w:r>
+          </w:p>
+        </w:tc>
+        <w:tc>
+          <w:tcPr>
+            <w:tcW w:w="4535" w:type="dxa"/>
+          </w:tcPr>
+          <w:p>
+            <w:pPr>
+              <w:bidi/>
+            </w:pPr>
+            <w:r>
+              <w:rPr>
+                <w:sz w:val="18"/>
+                <w:rtl/>
+              </w:rPr>
+              <w:t>מחיקה מרובה</w:t>
+            </w:r>
+          </w:p>
+        </w:tc>
+      </w:tr>
+      <w:tr>
+        <w:trPr>
+          <w:jc w:val="right"/>
+        </w:trPr>
+        <w:tc>
+          <w:tcPr>
+            <w:tcW w:w="2268" w:type="dxa"/>
+          </w:tcPr>
+          <w:p>
+            <w:pPr>
+              <w:bidi/>
+            </w:pPr>
+            <w:r>
+              <w:rPr>
+                <w:sz w:val="18"/>
+                <w:rtl/>
+              </w:rPr>
+              <w:t>/summary</w:t>
+            </w:r>
+          </w:p>
+        </w:tc>
+        <w:tc>
+          <w:tcPr>
+            <w:tcW w:w="1417" w:type="dxa"/>
+          </w:tcPr>
+          <w:p>
+            <w:pPr>
+              <w:bidi/>
+            </w:pPr>
+            <w:r>
+              <w:rPr>
+                <w:sz w:val="18"/>
+                <w:rtl/>
+              </w:rPr>
+              <w:t>GET</w:t>
+            </w:r>
+          </w:p>
+        </w:tc>
+        <w:tc>
+          <w:tcPr>
+            <w:tcW w:w="4535" w:type="dxa"/>
+          </w:tcPr>
+          <w:p>
+            <w:pPr>
+              <w:bidi/>
+            </w:pPr>
+            <w:r>
+              <w:rPr>
+                <w:sz w:val="18"/>
+                <w:rtl/>
+              </w:rPr>
+              <w:t>דוח חודשי — pivot + לקוחות מובילים</w:t>
+            </w:r>
+          </w:p>
+        </w:tc>
+      </w:tr>
+      <w:tr>
+        <w:trPr>
+          <w:jc w:val="right"/>
+        </w:trPr>
+        <w:tc>
+          <w:tcPr>
+            <w:tcW w:w="2268" w:type="dxa"/>
+          </w:tcPr>
+          <w:p>
+            <w:pPr>
+              <w:bidi/>
+            </w:pPr>
+            <w:r>
+              <w:rPr>
+                <w:sz w:val="18"/>
+                <w:rtl/>
+              </w:rPr>
+              <w:t>/audit</w:t>
+            </w:r>
+          </w:p>
+        </w:tc>
+        <w:tc>
+          <w:tcPr>
+            <w:tcW w:w="1417" w:type="dxa"/>
+          </w:tcPr>
+          <w:p>
+            <w:pPr>
+              <w:bidi/>
+            </w:pPr>
+            <w:r>
+              <w:rPr>
+                <w:sz w:val="18"/>
+                <w:rtl/>
+              </w:rPr>
+              <w:t>GET</w:t>
+            </w:r>
+          </w:p>
+        </w:tc>
+        <w:tc>
+          <w:tcPr>
+            <w:tcW w:w="4535" w:type="dxa"/>
+          </w:tcPr>
+          <w:p>
+            <w:pPr>
+              <w:bidi/>
+            </w:pPr>
+            <w:r>
+              <w:rPr>
+                <w:sz w:val="18"/>
+                <w:rtl/>
+              </w:rPr>
+              <w:t>לוג שינויים (200 פעולות אחרונות)</w:t>
+            </w:r>
+          </w:p>
+        </w:tc>
+      </w:tr>
+      <w:tr>
+        <w:trPr>
+          <w:jc w:val="right"/>
+        </w:trPr>
+        <w:tc>
+          <w:tcPr>
+            <w:tcW w:w="2268" w:type="dxa"/>
+          </w:tcPr>
+          <w:p>
+            <w:pPr>
+              <w:bidi/>
+            </w:pPr>
+            <w:r>
+              <w:rPr>
+                <w:sz w:val="18"/>
+                <w:rtl/>
+              </w:rPr>
+              <w:t>/print</w:t>
+            </w:r>
+          </w:p>
+        </w:tc>
+        <w:tc>
+          <w:tcPr>
+            <w:tcW w:w="1417" w:type="dxa"/>
+          </w:tcPr>
+          <w:p>
+            <w:pPr>
+              <w:bidi/>
+            </w:pPr>
+            <w:r>
+              <w:rPr>
+                <w:sz w:val="18"/>
+                <w:rtl/>
+              </w:rPr>
+              <w:t>GET</w:t>
+            </w:r>
+          </w:p>
+        </w:tc>
+        <w:tc>
+          <w:tcPr>
+            <w:tcW w:w="4535" w:type="dxa"/>
+          </w:tcPr>
+          <w:p>
+            <w:pPr>
+              <w:bidi/>
+            </w:pPr>
+            <w:r>
+              <w:rPr>
+                <w:sz w:val="18"/>
+                <w:rtl/>
+              </w:rPr>
+              <w:t>דף הדפסה/PDF</w:t>
+            </w:r>
+          </w:p>
+        </w:tc>
+      </w:tr>
+      <w:tr>
+        <w:trPr>
+          <w:jc w:val="right"/>
+        </w:trPr>
+        <w:tc>
+          <w:tcPr>
+            <w:tcW w:w="2268" w:type="dxa"/>
+          </w:tcPr>
+          <w:p>
+            <w:pPr>
+              <w:bidi/>
+            </w:pPr>
+            <w:r>
+              <w:rPr>
+                <w:sz w:val="18"/>
+                <w:rtl/>
+              </w:rPr>
+              <w:t>/export</w:t>
+            </w:r>
+          </w:p>
+        </w:tc>
+        <w:tc>
+          <w:tcPr>
+            <w:tcW w:w="1417" w:type="dxa"/>
+          </w:tcPr>
+          <w:p>
+            <w:pPr>
+              <w:bidi/>
+            </w:pPr>
+            <w:r>
+              <w:rPr>
+                <w:sz w:val="18"/>
+                <w:rtl/>
+              </w:rPr>
+              <w:t>GET</w:t>
+            </w:r>
+          </w:p>
+        </w:tc>
+        <w:tc>
+          <w:tcPr>
+            <w:tcW w:w="4535" w:type="dxa"/>
+          </w:tcPr>
+          <w:p>
+            <w:pPr>
+              <w:bidi/>
+            </w:pPr>
+            <w:r>
+              <w:rPr>
+                <w:sz w:val="18"/>
+                <w:rtl/>
+              </w:rPr>
+              <w:t>הורדת קובץ Excel</w:t>
+            </w:r>
+          </w:p>
+        </w:tc>
+      </w:tr>
+      <w:tr>
+        <w:trPr>
+          <w:jc w:val="right"/>
+        </w:trPr>
+        <w:tc>
+          <w:tcPr>
+            <w:tcW w:w="2268" w:type="dxa"/>
+          </w:tcPr>
+          <w:p>
+            <w:pPr>
+              <w:bidi/>
+            </w:pPr>
+            <w:r>
+              <w:rPr>
+                <w:sz w:val="18"/>
+                <w:rtl/>
+              </w:rPr>
+              <w:t>/export/csv</w:t>
+            </w:r>
+          </w:p>
+        </w:tc>
+        <w:tc>
+          <w:tcPr>
+            <w:tcW w:w="1417" w:type="dxa"/>
+          </w:tcPr>
+          <w:p>
+            <w:pPr>
+              <w:bidi/>
+            </w:pPr>
+            <w:r>
+              <w:rPr>
+                <w:sz w:val="18"/>
+                <w:rtl/>
+              </w:rPr>
+              <w:t>GET</w:t>
+            </w:r>
+          </w:p>
+        </w:tc>
+        <w:tc>
+          <w:tcPr>
+            <w:tcW w:w="4535" w:type="dxa"/>
+          </w:tcPr>
+          <w:p>
+            <w:pPr>
+              <w:bidi/>
+            </w:pPr>
+            <w:r>
+              <w:rPr>
+                <w:sz w:val="18"/>
+                <w:rtl/>
+              </w:rPr>
+              <w:t>הורדת קובץ CSV</w:t>
+            </w:r>
+          </w:p>
+        </w:tc>
+      </w:tr>
+      <w:tr>
+        <w:trPr>
+          <w:jc w:val="right"/>
+        </w:trPr>
+        <w:tc>
+          <w:tcPr>
+            <w:tcW w:w="2268" w:type="dxa"/>
+          </w:tcPr>
+          <w:p>
+            <w:pPr>
+              <w:bidi/>
+            </w:pPr>
+            <w:r>
+              <w:rPr>
+                <w:sz w:val="18"/>
+                <w:rtl/>
+              </w:rPr>
               <w:t>/import</w:t>
             </w:r>
           </w:p>
         </w:tc>
         <w:tc>
           <w:tcPr>
-            <w:tcW w:w="1984" w:type="dxa"/>
+            <w:tcW w:w="1417" w:type="dxa"/>
           </w:tcPr>
           <w:p>
             <w:pPr>
@@ -2162,24 +3050,135 @@
         </w:tc>
         <w:tc>
           <w:tcPr>
-            <w:tcW w:w="4252" w:type="dxa"/>
-          </w:tcPr>
-          <w:p>
-            <w:pPr>
-              <w:bidi/>
-            </w:pPr>
-            <w:r>
-              <w:rPr>
-                <w:sz w:val="18"/>
-                <w:rtl/>
-              </w:rPr>
-              <w:t>העלאת קובץ Excel</w:t>
+            <w:tcW w:w="4535" w:type="dxa"/>
+          </w:tcPr>
+          <w:p>
+            <w:pPr>
+              <w:bidi/>
+            </w:pPr>
+            <w:r>
+              <w:rPr>
+                <w:sz w:val="18"/>
+                <w:rtl/>
+              </w:rPr>
+              <w:t>העלאת קובץ Excel עם dedup</w:t>
+            </w:r>
+          </w:p>
+        </w:tc>
+      </w:tr>
+      <w:tr>
+        <w:trPr>
+          <w:jc w:val="right"/>
+        </w:trPr>
+        <w:tc>
+          <w:tcPr>
+            <w:tcW w:w="2268" w:type="dxa"/>
+          </w:tcPr>
+          <w:p>
+            <w:pPr>
+              <w:bidi/>
+            </w:pPr>
+            <w:r>
+              <w:rPr>
+                <w:sz w:val="18"/>
+                <w:rtl/>
+              </w:rPr>
+              <w:t>/api/entries</w:t>
+            </w:r>
+          </w:p>
+        </w:tc>
+        <w:tc>
+          <w:tcPr>
+            <w:tcW w:w="1417" w:type="dxa"/>
+          </w:tcPr>
+          <w:p>
+            <w:pPr>
+              <w:bidi/>
+            </w:pPr>
+            <w:r>
+              <w:rPr>
+                <w:sz w:val="18"/>
+                <w:rtl/>
+              </w:rPr>
+              <w:t>GET</w:t>
+            </w:r>
+          </w:p>
+        </w:tc>
+        <w:tc>
+          <w:tcPr>
+            <w:tcW w:w="4535" w:type="dxa"/>
+          </w:tcPr>
+          <w:p>
+            <w:pPr>
+              <w:bidi/>
+            </w:pPr>
+            <w:r>
+              <w:rPr>
+                <w:sz w:val="18"/>
+                <w:rtl/>
+              </w:rPr>
+              <w:t>REST API — רשומות בפורמט JSON</w:t>
+            </w:r>
+          </w:p>
+        </w:tc>
+      </w:tr>
+      <w:tr>
+        <w:trPr>
+          <w:jc w:val="right"/>
+        </w:trPr>
+        <w:tc>
+          <w:tcPr>
+            <w:tcW w:w="2268" w:type="dxa"/>
+          </w:tcPr>
+          <w:p>
+            <w:pPr>
+              <w:bidi/>
+            </w:pPr>
+            <w:r>
+              <w:rPr>
+                <w:sz w:val="18"/>
+                <w:rtl/>
+              </w:rPr>
+              <w:t>/api/entries/&lt;id&gt;</w:t>
+            </w:r>
+          </w:p>
+        </w:tc>
+        <w:tc>
+          <w:tcPr>
+            <w:tcW w:w="1417" w:type="dxa"/>
+          </w:tcPr>
+          <w:p>
+            <w:pPr>
+              <w:bidi/>
+            </w:pPr>
+            <w:r>
+              <w:rPr>
+                <w:sz w:val="18"/>
+                <w:rtl/>
+              </w:rPr>
+              <w:t>PATCH</w:t>
+            </w:r>
+          </w:p>
+        </w:tc>
+        <w:tc>
+          <w:tcPr>
+            <w:tcW w:w="4535" w:type="dxa"/>
+          </w:tcPr>
+          <w:p>
+            <w:pPr>
+              <w:bidi/>
+            </w:pPr>
+            <w:r>
+              <w:rPr>
+                <w:sz w:val="18"/>
+                <w:rtl/>
+              </w:rPr>
+              <w:t>REST API — עריכה מוטבעת</w:t>
             </w:r>
           </w:p>
         </w:tc>
       </w:tr>
     </w:tbl>
-    <w:p/>
     <w:p>
       <w:pPr>
         <w:pStyle w:val="21"/>
@@ -2293,7 +3292,7 @@
                 <w:sz w:val="18"/>
                 <w:rtl/>
               </w:rPr>
-              <w:t>שם הלקוח / בית העסק</w:t>
+              <w:t>שם הלקוח / בית העסק (שדה חובה)</w:t>
             </w:r>
           </w:p>
         </w:tc>
@@ -2332,7 +3331,7 @@
                 <w:sz w:val="18"/>
                 <w:rtl/>
               </w:rPr>
-              <w:t>תאריך ביצוע (YYYY-MM-DD)</w:t>
+              <w:t>תאריך ביצוע (YYYY-MM-DD, שדה חובה)</w:t>
             </w:r>
           </w:p>
         </w:tc>
@@ -2371,7 +3370,7 @@
                 <w:sz w:val="18"/>
                 <w:rtl/>
               </w:rPr>
-              <w:t>סוג: חריש / ריסוס / קציר / דיסוק / אחר</w:t>
+              <w:t>סוג: חריש / ריסוס / קציר / דיסוק / אחר (שדה חובה)</w:t>
             </w:r>
           </w:p>
         </w:tc>
@@ -2471,7 +3470,6 @@
                 <w:sz w:val="18"/>
                 <w:rtl/>
               </w:rPr>
-              <w:lastRenderedPageBreak/>
               <w:t>כלי</w:t>
             </w:r>
           </w:p>
@@ -2606,7 +3604,7 @@
                 <w:sz w:val="18"/>
                 <w:rtl/>
               </w:rPr>
-              <w:t>מי הזין — שם מטלגרם, או "Web"</w:t>
+              <w:t>מי הזין — שם מטלגרם, "Web", או "import"</w:t>
             </w:r>
           </w:p>
         </w:tc>
@@ -2621,7 +3619,7 @@
         <w:rPr>
           <w:rtl/>
         </w:rPr>
-        <w:t>הסבר הבחירה ב-Google Sheets: נגיש ישירות לבעל העסק ללא ממשק נוסף, גיבוי אוטומטי ב-Google Drive, ניתן לשיתוף עם גורמים נוספים, וללא עלות.</w:t>
+        <w:t>הסבר הבחירה ב-Google Sheets: נגיש ישירות לבעל העסק ללא ממשק נוסף, גיבוי אוטומטי ב-Google Drive, ניתן לשיתוף עם גורמים נוספים, ללא עלות, ו-API מובנה.</w:t>
       </w:r>
     </w:p>
     <w:p>
@@ -2644,7 +3642,7 @@
         <w:rPr>
           <w:rtl/>
         </w:rPr>
-        <w:t>המערכת מותאמת לשתי פלטפורמות:</w:t>
+        <w:t>המערכת מותאמת לשלוש פלטפורמות:</w:t>
       </w:r>
     </w:p>
     <w:p>
@@ -2666,7 +3664,18 @@
         <w:rPr>
           <w:rtl/>
         </w:rPr>
-        <w:t>• Web — ממשק הניהול, רספונסיבי, מותאם לטאבלט ומחשב</w:t>
+        <w:t>• Web (דסקטופ/טאבלט) — ממשק הניהול עם טבלה, עריכה מוטבעת וגרפים</w:t>
+      </w:r>
+    </w:p>
+    <w:p>
+      <w:pPr>
+        <w:bidi/>
+      </w:pPr>
+      <w:r>
+        <w:rPr>
+          <w:rtl/>
+        </w:rPr>
+        <w:t>• Web (נייד) — כרטיסיות mobile cards במקום טבלה ב-Bootstrap RTL</w:t>
       </w:r>
     </w:p>
     <w:p/>
@@ -2679,6 +3688,7 @@
         <w:rPr>
           <w:rtl/>
         </w:rPr>
+        <w:lastRenderedPageBreak/>
         <w:t>סעיף 4 — תדפיסי מסכים</w:t>
       </w:r>
     </w:p>
@@ -2691,7 +3701,7 @@
           <w:b/>
           <w:rtl/>
         </w:rPr>
-        <w:t>מסך 1 — דף ראשי עם סינון לפי לקוח</w:t>
+        <w:t>מסך 1 — דף כניסה עם אימות סיסמה</w:t>
       </w:r>
     </w:p>
     <w:p>
@@ -2700,8 +3710,8 @@
           <w:noProof/>
         </w:rPr>
         <w:drawing>
-          <wp:inline distT="0" distB="0" distL="0" distR="0" wp14:anchorId="5EFE724A" wp14:editId="62737CAA">
-            <wp:extent cx="5029200" cy="2318939"/>
+          <wp:inline distT="0" distB="0" distL="0" distR="0" wp14:anchorId="236B6D08" wp14:editId="6B42A2AC">
+            <wp:extent cx="5029200" cy="3536156"/>
             <wp:effectExtent l="0" t="0" r="0" b="0"/>
             <wp:docPr id="1" name="Picture 1"/>
             <wp:cNvGraphicFramePr>
@@ -2711,7 +3721,7 @@
               <a:graphicData uri="http://schemas.openxmlformats.org/drawingml/2006/picture">
                 <pic:pic xmlns:pic="http://schemas.openxmlformats.org/drawingml/2006/picture">
                   <pic:nvPicPr>
-                    <pic:cNvPr id="0" name="Screenshot 2026-06-21 170558.png"/>
+                    <pic:cNvPr id="0" name="scr_login.png"/>
                     <pic:cNvPicPr/>
                   </pic:nvPicPr>
                   <pic:blipFill>
@@ -2723,7 +3733,7 @@
                   <pic:spPr>
                     <a:xfrm>
                       <a:off x="0" y="0"/>
-                      <a:ext cx="5029200" cy="2318939"/>
+                      <a:ext cx="5029200" cy="3536156"/>
                     </a:xfrm>
                     <a:prstGeom prst="rect">
                       <a:avLst/>
@@ -2746,7 +3756,7 @@
           <w:b/>
           <w:rtl/>
         </w:rPr>
-        <w:t>מסך 2 — דף ראשי עם עיצוב מעודכן (כרטיסיות סטטיסטיקה, תגיות צבעוניות, חיפוש חי)</w:t>
+        <w:t>מסך 2 — לוח בקרה ראשי: כרטיסיות סטטיסטיקה, גרף ותגיות צבעוניות</w:t>
       </w:r>
     </w:p>
     <w:p>
@@ -2756,8 +3766,8 @@
         </w:rPr>
         <w:lastRenderedPageBreak/>
         <w:drawing>
-          <wp:inline distT="0" distB="0" distL="0" distR="0" wp14:anchorId="0382624C" wp14:editId="3C01BD99">
-            <wp:extent cx="5029200" cy="3233057"/>
+          <wp:inline distT="0" distB="0" distL="0" distR="0" wp14:anchorId="7667875C" wp14:editId="7CC0BD65">
+            <wp:extent cx="5029200" cy="5469255"/>
             <wp:effectExtent l="0" t="0" r="0" b="0"/>
             <wp:docPr id="2" name="Picture 2"/>
             <wp:cNvGraphicFramePr>
@@ -2767,7 +3777,7 @@
               <a:graphicData uri="http://schemas.openxmlformats.org/drawingml/2006/picture">
                 <pic:pic xmlns:pic="http://schemas.openxmlformats.org/drawingml/2006/picture">
                   <pic:nvPicPr>
-                    <pic:cNvPr id="0" name="screen_viewport.png"/>
+                    <pic:cNvPr id="0" name="scr_main.png"/>
                     <pic:cNvPicPr/>
                   </pic:nvPicPr>
                   <pic:blipFill>
@@ -2779,7 +3789,7 @@
                   <pic:spPr>
                     <a:xfrm>
                       <a:off x="0" y="0"/>
-                      <a:ext cx="5029200" cy="3233057"/>
+                      <a:ext cx="5029200" cy="5469255"/>
                     </a:xfrm>
                     <a:prstGeom prst="rect">
                       <a:avLst/>
@@ -2802,7 +3812,7 @@
           <w:b/>
           <w:rtl/>
         </w:rPr>
-        <w:t>מסך 3 — טופס הוספת רשומה חדשה</w:t>
+        <w:t>מסך 3 — טבלת הרשומות: עריכה מוטבעת, מחיקה מרובה, שכפול ועימוד</w:t>
       </w:r>
     </w:p>
     <w:p>
@@ -2810,9 +3820,10 @@
         <w:rPr>
           <w:noProof/>
         </w:rPr>
+        <w:lastRenderedPageBreak/>
         <w:drawing>
-          <wp:inline distT="0" distB="0" distL="0" distR="0" wp14:anchorId="29D37511" wp14:editId="303EE8E4">
-            <wp:extent cx="5029200" cy="3119777"/>
+          <wp:inline distT="0" distB="0" distL="0" distR="0" wp14:anchorId="092EB7F7" wp14:editId="60544456">
+            <wp:extent cx="5029200" cy="3536156"/>
             <wp:effectExtent l="0" t="0" r="0" b="0"/>
             <wp:docPr id="3" name="Picture 3"/>
             <wp:cNvGraphicFramePr>
@@ -2822,7 +3833,7 @@
               <a:graphicData uri="http://schemas.openxmlformats.org/drawingml/2006/picture">
                 <pic:pic xmlns:pic="http://schemas.openxmlformats.org/drawingml/2006/picture">
                   <pic:nvPicPr>
-                    <pic:cNvPr id="0" name="Screenshot 2026-06-21 170623.png"/>
+                    <pic:cNvPr id="0" name="scr_main_table.png"/>
                     <pic:cNvPicPr/>
                   </pic:nvPicPr>
                   <pic:blipFill>
@@ -2834,7 +3845,7 @@
                   <pic:spPr>
                     <a:xfrm>
                       <a:off x="0" y="0"/>
-                      <a:ext cx="5029200" cy="3119777"/>
+                      <a:ext cx="5029200" cy="3536156"/>
                     </a:xfrm>
                     <a:prstGeom prst="rect">
                       <a:avLst/>
@@ -2857,7 +3868,7 @@
           <w:b/>
           <w:rtl/>
         </w:rPr>
-        <w:t>מסך 4 — ייבוא נתונים מקובץ Excel</w:t>
+        <w:t>מסך 4 — טופס הוספת רשומה חדשה עם השלמה אוטומטית</w:t>
       </w:r>
     </w:p>
     <w:p>
@@ -2865,10 +3876,9 @@
         <w:rPr>
           <w:noProof/>
         </w:rPr>
-        <w:lastRenderedPageBreak/>
         <w:drawing>
-          <wp:inline distT="0" distB="0" distL="0" distR="0" wp14:anchorId="787932E4" wp14:editId="5CA23A48">
-            <wp:extent cx="5029200" cy="4093295"/>
+          <wp:inline distT="0" distB="0" distL="0" distR="0" wp14:anchorId="1BCE8DA2" wp14:editId="5E1C3307">
+            <wp:extent cx="5029200" cy="3536156"/>
             <wp:effectExtent l="0" t="0" r="0" b="0"/>
             <wp:docPr id="4" name="Picture 4"/>
             <wp:cNvGraphicFramePr>
@@ -2878,7 +3888,7 @@
               <a:graphicData uri="http://schemas.openxmlformats.org/drawingml/2006/picture">
                 <pic:pic xmlns:pic="http://schemas.openxmlformats.org/drawingml/2006/picture">
                   <pic:nvPicPr>
-                    <pic:cNvPr id="0" name="Screenshot 2026-06-21 170640.png"/>
+                    <pic:cNvPr id="0" name="scr_add.png"/>
                     <pic:cNvPicPr/>
                   </pic:nvPicPr>
                   <pic:blipFill>
@@ -2890,7 +3900,7 @@
                   <pic:spPr>
                     <a:xfrm>
                       <a:off x="0" y="0"/>
-                      <a:ext cx="5029200" cy="4093295"/>
+                      <a:ext cx="5029200" cy="3536156"/>
                     </a:xfrm>
                     <a:prstGeom prst="rect">
                       <a:avLst/>
@@ -2913,7 +3923,7 @@
           <w:b/>
           <w:rtl/>
         </w:rPr>
-        <w:t>מסך 5 — עריכת רשומה קיימת</w:t>
+        <w:t>מסך 5 — דוח חודשי: pivot לפי חודש וסוג עבודה + לקוחות מובילים</w:t>
       </w:r>
     </w:p>
     <w:p>
@@ -2921,9 +3931,10 @@
         <w:rPr>
           <w:noProof/>
         </w:rPr>
+        <w:lastRenderedPageBreak/>
         <w:drawing>
-          <wp:inline distT="0" distB="0" distL="0" distR="0" wp14:anchorId="56A2B3E5" wp14:editId="3ADC4CEE">
-            <wp:extent cx="5029200" cy="3515127"/>
+          <wp:inline distT="0" distB="0" distL="0" distR="0" wp14:anchorId="7ADE6FB4" wp14:editId="42703644">
+            <wp:extent cx="5029200" cy="3870127"/>
             <wp:effectExtent l="0" t="0" r="0" b="0"/>
             <wp:docPr id="5" name="Picture 5"/>
             <wp:cNvGraphicFramePr>
@@ -2933,7 +3944,7 @@
               <a:graphicData uri="http://schemas.openxmlformats.org/drawingml/2006/picture">
                 <pic:pic xmlns:pic="http://schemas.openxmlformats.org/drawingml/2006/picture">
                   <pic:nvPicPr>
-                    <pic:cNvPr id="0" name="Screenshot 2026-06-21 171017.png"/>
+                    <pic:cNvPr id="0" name="scr_summary.png"/>
                     <pic:cNvPicPr/>
                   </pic:nvPicPr>
                   <pic:blipFill>
@@ -2945,7 +3956,7 @@
                   <pic:spPr>
                     <a:xfrm>
                       <a:off x="0" y="0"/>
-                      <a:ext cx="5029200" cy="3515127"/>
+                      <a:ext cx="5029200" cy="3870127"/>
                     </a:xfrm>
                     <a:prstGeom prst="rect">
                       <a:avLst/>
@@ -2968,8 +3979,7 @@
           <w:b/>
           <w:rtl/>
         </w:rPr>
-        <w:lastRenderedPageBreak/>
-        <w:t>מסך 6 — אישור מחיקת רשומה</w:t>
+        <w:t>מסך 6 — לוג שינויים: רישום כל פעולות הכתיבה עם תאריך ומשתמש</w:t>
       </w:r>
     </w:p>
     <w:p>
@@ -2978,8 +3988,8 @@
           <w:noProof/>
         </w:rPr>
         <w:drawing>
-          <wp:inline distT="0" distB="0" distL="0" distR="0" wp14:anchorId="30802027" wp14:editId="3E5E3BE7">
-            <wp:extent cx="5029200" cy="3515127"/>
+          <wp:inline distT="0" distB="0" distL="0" distR="0" wp14:anchorId="65DE9B81" wp14:editId="280084AC">
+            <wp:extent cx="5029200" cy="3536156"/>
             <wp:effectExtent l="0" t="0" r="0" b="0"/>
             <wp:docPr id="6" name="Picture 6"/>
             <wp:cNvGraphicFramePr>
@@ -2989,11 +3999,11 @@
               <a:graphicData uri="http://schemas.openxmlformats.org/drawingml/2006/picture">
                 <pic:pic xmlns:pic="http://schemas.openxmlformats.org/drawingml/2006/picture">
                   <pic:nvPicPr>
-                    <pic:cNvPr id="0" name="Screenshot 2026-06-21 171017.png"/>
+                    <pic:cNvPr id="0" name="scr_audit.png"/>
                     <pic:cNvPicPr/>
                   </pic:nvPicPr>
                   <pic:blipFill>
-                    <a:blip r:embed="rId20"/>
+                    <a:blip r:embed="rId11"/>
                     <a:stretch>
                       <a:fillRect/>
                     </a:stretch>
@@ -3001,7 +4011,174 @@
                   <pic:spPr>
                     <a:xfrm>
                       <a:off x="0" y="0"/>
-                      <a:ext cx="5029200" cy="3515127"/>
+                      <a:ext cx="5029200" cy="3536156"/>
+                    </a:xfrm>
+                    <a:prstGeom prst="rect">
+                      <a:avLst/>
+                    </a:prstGeom>
+                  </pic:spPr>
+                </pic:pic>
+              </a:graphicData>
+            </a:graphic>
+          </wp:inline>
+        </w:drawing>
+      </w:r>
+    </w:p>
+    <w:p/>
+    <w:p>
+      <w:pPr>
+        <w:bidi/>
+      </w:pPr>
+      <w:r>
+        <w:rPr>
+          <w:b/>
+          <w:rtl/>
+        </w:rPr>
+        <w:t>מסך 7 — דף הדפסה/PDF</w:t>
+      </w:r>
+    </w:p>
+    <w:p>
+      <w:r>
+        <w:rPr>
+          <w:noProof/>
+        </w:rPr>
+        <w:lastRenderedPageBreak/>
+        <w:drawing>
+          <wp:inline distT="0" distB="0" distL="0" distR="0" wp14:anchorId="36EE8809" wp14:editId="77E59B08">
+            <wp:extent cx="5029200" cy="3536156"/>
+            <wp:effectExtent l="0" t="0" r="0" b="0"/>
+            <wp:docPr id="7" name="Picture 7"/>
+            <wp:cNvGraphicFramePr>
+              <a:graphicFrameLocks xmlns:a="http://schemas.openxmlformats.org/drawingml/2006/main" noChangeAspect="1"/>
+            </wp:cNvGraphicFramePr>
+            <a:graphic xmlns:a="http://schemas.openxmlformats.org/drawingml/2006/main">
+              <a:graphicData uri="http://schemas.openxmlformats.org/drawingml/2006/picture">
+                <pic:pic xmlns:pic="http://schemas.openxmlformats.org/drawingml/2006/picture">
+                  <pic:nvPicPr>
+                    <pic:cNvPr id="0" name="scr_print.png"/>
+                    <pic:cNvPicPr/>
+                  </pic:nvPicPr>
+                  <pic:blipFill>
+                    <a:blip r:embed="rId12"/>
+                    <a:stretch>
+                      <a:fillRect/>
+                    </a:stretch>
+                  </pic:blipFill>
+                  <pic:spPr>
+                    <a:xfrm>
+                      <a:off x="0" y="0"/>
+                      <a:ext cx="5029200" cy="3536156"/>
+                    </a:xfrm>
+                    <a:prstGeom prst="rect">
+                      <a:avLst/>
+                    </a:prstGeom>
+                  </pic:spPr>
+                </pic:pic>
+              </a:graphicData>
+            </a:graphic>
+          </wp:inline>
+        </w:drawing>
+      </w:r>
+    </w:p>
+    <w:p/>
+    <w:p>
+      <w:pPr>
+        <w:bidi/>
+      </w:pPr>
+      <w:r>
+        <w:rPr>
+          <w:b/>
+          <w:rtl/>
+        </w:rPr>
+        <w:t>מסך 8 — ייבוא נתונים מקובץ Excel עם ניקוי כפילויות</w:t>
+      </w:r>
+    </w:p>
+    <w:p>
+      <w:r>
+        <w:rPr>
+          <w:noProof/>
+        </w:rPr>
+        <w:drawing>
+          <wp:inline distT="0" distB="0" distL="0" distR="0" wp14:anchorId="3E7972F9" wp14:editId="543C980B">
+            <wp:extent cx="5029200" cy="3536156"/>
+            <wp:effectExtent l="0" t="0" r="0" b="0"/>
+            <wp:docPr id="8" name="Picture 8"/>
+            <wp:cNvGraphicFramePr>
+              <a:graphicFrameLocks xmlns:a="http://schemas.openxmlformats.org/drawingml/2006/main" noChangeAspect="1"/>
+            </wp:cNvGraphicFramePr>
+            <a:graphic xmlns:a="http://schemas.openxmlformats.org/drawingml/2006/main">
+              <a:graphicData uri="http://schemas.openxmlformats.org/drawingml/2006/picture">
+                <pic:pic xmlns:pic="http://schemas.openxmlformats.org/drawingml/2006/picture">
+                  <pic:nvPicPr>
+                    <pic:cNvPr id="0" name="scr_import.png"/>
+                    <pic:cNvPicPr/>
+                  </pic:nvPicPr>
+                  <pic:blipFill>
+                    <a:blip r:embed="rId13"/>
+                    <a:stretch>
+                      <a:fillRect/>
+                    </a:stretch>
+                  </pic:blipFill>
+                  <pic:spPr>
+                    <a:xfrm>
+                      <a:off x="0" y="0"/>
+                      <a:ext cx="5029200" cy="3536156"/>
+                    </a:xfrm>
+                    <a:prstGeom prst="rect">
+                      <a:avLst/>
+                    </a:prstGeom>
+                  </pic:spPr>
+                </pic:pic>
+              </a:graphicData>
+            </a:graphic>
+          </wp:inline>
+        </w:drawing>
+      </w:r>
+    </w:p>
+    <w:p/>
+    <w:p>
+      <w:pPr>
+        <w:bidi/>
+      </w:pPr>
+      <w:r>
+        <w:rPr>
+          <w:b/>
+          <w:rtl/>
+        </w:rPr>
+        <w:t>מסך 9 — אישור מחיקת רשומה</w:t>
+      </w:r>
+    </w:p>
+    <w:p>
+      <w:r>
+        <w:rPr>
+          <w:noProof/>
+        </w:rPr>
+        <w:lastRenderedPageBreak/>
+        <w:drawing>
+          <wp:inline distT="0" distB="0" distL="0" distR="0" wp14:anchorId="33A1B2D1" wp14:editId="5D55C714">
+            <wp:extent cx="5029200" cy="3143250"/>
+            <wp:effectExtent l="0" t="0" r="0" b="0"/>
+            <wp:docPr id="9" name="Picture 9"/>
+            <wp:cNvGraphicFramePr>
+              <a:graphicFrameLocks xmlns:a="http://schemas.openxmlformats.org/drawingml/2006/main" noChangeAspect="1"/>
+            </wp:cNvGraphicFramePr>
+            <a:graphic xmlns:a="http://schemas.openxmlformats.org/drawingml/2006/main">
+              <a:graphicData uri="http://schemas.openxmlformats.org/drawingml/2006/picture">
+                <pic:pic xmlns:pic="http://schemas.openxmlformats.org/drawingml/2006/picture">
+                  <pic:nvPicPr>
+                    <pic:cNvPr id="0" name="screen_delete.png"/>
+                    <pic:cNvPicPr/>
+                  </pic:nvPicPr>
+                  <pic:blipFill>
+                    <a:blip r:embed="rId14"/>
+                    <a:stretch>
+                      <a:fillRect/>
+                    </a:stretch>
+                  </pic:blipFill>
+                  <pic:spPr>
+                    <a:xfrm>
+                      <a:off x="0" y="0"/>
+                      <a:ext cx="5029200" cy="3143250"/>
                     </a:xfrm>
                     <a:prstGeom prst="rect">
                       <a:avLst/>
@@ -3035,7 +4212,7 @@
         <w:rPr>
           <w:rtl/>
         </w:rPr>
-        <w:t>הדיאגרמות הבאות נוצרו בכלי PlantUML ומצורפות כקבצי .puml. ניתן לצפות בהן בכתובת plantuml.com. להלן תיאור של כל דיאגרמה.</w:t>
+        <w:t>הדיאגרמות נוצרו ב-PlantUML ומצורפות כקבצים נפרדים (.puml). להלן תיאור של כל דיאגרמה.</w:t>
       </w:r>
     </w:p>
     <w:p>
@@ -3056,10 +4233,10 @@
           <w:noProof/>
         </w:rPr>
         <w:drawing>
-          <wp:inline distT="0" distB="0" distL="0" distR="0" wp14:anchorId="402CEE8D" wp14:editId="16C864B4">
+          <wp:inline distT="0" distB="0" distL="0" distR="0" wp14:anchorId="3EC32B39" wp14:editId="605E0531">
             <wp:extent cx="5029200" cy="2834116"/>
             <wp:effectExtent l="0" t="0" r="0" b="0"/>
-            <wp:docPr id="7" name="Picture 7"/>
+            <wp:docPr id="10" name="Picture 10"/>
             <wp:cNvGraphicFramePr>
               <a:graphicFrameLocks xmlns:a="http://schemas.openxmlformats.org/drawingml/2006/main" noChangeAspect="1"/>
             </wp:cNvGraphicFramePr>
@@ -3071,7 +4248,7 @@
                     <pic:cNvPicPr/>
                   </pic:nvPicPr>
                   <pic:blipFill>
-                    <a:blip r:embed="rId11"/>
+                    <a:blip r:embed="rId15"/>
                     <a:stretch>
                       <a:fillRect/>
                     </a:stretch>
@@ -3123,7 +4300,6 @@
         <w:rPr>
           <w:rtl/>
         </w:rPr>
-        <w:lastRenderedPageBreak/>
         <w:t>• מנהל — משתמש בממשק ה-Web לניהול מלא</w:t>
       </w:r>
     </w:p>
@@ -3160,7 +4336,7 @@
       </w:tblPr>
       <w:tblGrid>
         <w:gridCol w:w="5102"/>
-        <w:gridCol w:w="3402"/>
+        <w:gridCol w:w="3118"/>
       </w:tblGrid>
       <w:tr>
         <w:trPr>
@@ -3188,7 +4364,7 @@
         </w:tc>
         <w:tc>
           <w:tcPr>
-            <w:tcW w:w="3402" w:type="dxa"/>
+            <w:tcW w:w="3118" w:type="dxa"/>
             <w:shd w:val="clear" w:color="auto" w:fill="1E3A5F"/>
           </w:tcPr>
           <w:p>
@@ -3230,7 +4406,7 @@
         </w:tc>
         <w:tc>
           <w:tcPr>
-            <w:tcW w:w="3402" w:type="dxa"/>
+            <w:tcW w:w="3118" w:type="dxa"/>
           </w:tcPr>
           <w:p>
             <w:pPr>
@@ -3269,7 +4445,7 @@
         </w:tc>
         <w:tc>
           <w:tcPr>
-            <w:tcW w:w="3402" w:type="dxa"/>
+            <w:tcW w:w="3118" w:type="dxa"/>
           </w:tcPr>
           <w:p>
             <w:pPr>
@@ -3302,24 +4478,24 @@
                 <w:sz w:val="18"/>
                 <w:rtl/>
               </w:rPr>
-              <w:t>צפייה בכל העבודות</w:t>
-            </w:r>
-          </w:p>
-        </w:tc>
-        <w:tc>
-          <w:tcPr>
-            <w:tcW w:w="3402" w:type="dxa"/>
-          </w:tcPr>
-          <w:p>
-            <w:pPr>
-              <w:bidi/>
-            </w:pPr>
-            <w:r>
-              <w:rPr>
-                <w:sz w:val="18"/>
-                <w:rtl/>
-              </w:rPr>
-              <w:t>מנהל</w:t>
+              <w:t>חיפוש לפי לקוח</w:t>
+            </w:r>
+          </w:p>
+        </w:tc>
+        <w:tc>
+          <w:tcPr>
+            <w:tcW w:w="3118" w:type="dxa"/>
+          </w:tcPr>
+          <w:p>
+            <w:pPr>
+              <w:bidi/>
+            </w:pPr>
+            <w:r>
+              <w:rPr>
+                <w:sz w:val="18"/>
+                <w:rtl/>
+              </w:rPr>
+              <w:t>עובד שדה</w:t>
             </w:r>
           </w:p>
         </w:tc>
@@ -3341,24 +4517,24 @@
                 <w:sz w:val="18"/>
                 <w:rtl/>
               </w:rPr>
-              <w:t>סינון לפי לקוח / תאריך</w:t>
-            </w:r>
-          </w:p>
-        </w:tc>
-        <w:tc>
-          <w:tcPr>
-            <w:tcW w:w="3402" w:type="dxa"/>
-          </w:tcPr>
-          <w:p>
-            <w:pPr>
-              <w:bidi/>
-            </w:pPr>
-            <w:r>
-              <w:rPr>
-                <w:sz w:val="18"/>
-                <w:rtl/>
-              </w:rPr>
-              <w:t>מנהל</w:t>
+              <w:t>קבלת סטטיסטיקות</w:t>
+            </w:r>
+          </w:p>
+        </w:tc>
+        <w:tc>
+          <w:tcPr>
+            <w:tcW w:w="3118" w:type="dxa"/>
+          </w:tcPr>
+          <w:p>
+            <w:pPr>
+              <w:bidi/>
+            </w:pPr>
+            <w:r>
+              <w:rPr>
+                <w:sz w:val="18"/>
+                <w:rtl/>
+              </w:rPr>
+              <w:t>עובד שדה</w:t>
             </w:r>
           </w:p>
         </w:tc>
@@ -3380,24 +4556,24 @@
                 <w:sz w:val="18"/>
                 <w:rtl/>
               </w:rPr>
-              <w:t>הוספת עבודה דרך ה-Web</w:t>
-            </w:r>
-          </w:p>
-        </w:tc>
-        <w:tc>
-          <w:tcPr>
-            <w:tcW w:w="3402" w:type="dxa"/>
-          </w:tcPr>
-          <w:p>
-            <w:pPr>
-              <w:bidi/>
-            </w:pPr>
-            <w:r>
-              <w:rPr>
-                <w:sz w:val="18"/>
-                <w:rtl/>
-              </w:rPr>
-              <w:t>מנהל</w:t>
+              <w:t>ביטול הרשומה האחרונה (/undo)</w:t>
+            </w:r>
+          </w:p>
+        </w:tc>
+        <w:tc>
+          <w:tcPr>
+            <w:tcW w:w="3118" w:type="dxa"/>
+          </w:tcPr>
+          <w:p>
+            <w:pPr>
+              <w:bidi/>
+            </w:pPr>
+            <w:r>
+              <w:rPr>
+                <w:sz w:val="18"/>
+                <w:rtl/>
+              </w:rPr>
+              <w:t>עובד שדה</w:t>
             </w:r>
           </w:p>
         </w:tc>
@@ -3419,24 +4595,24 @@
                 <w:sz w:val="18"/>
                 <w:rtl/>
               </w:rPr>
-              <w:t>עריכת עבודה קיימת</w:t>
-            </w:r>
-          </w:p>
-        </w:tc>
-        <w:tc>
-          <w:tcPr>
-            <w:tcW w:w="3402" w:type="dxa"/>
-          </w:tcPr>
-          <w:p>
-            <w:pPr>
-              <w:bidi/>
-            </w:pPr>
-            <w:r>
-              <w:rPr>
-                <w:sz w:val="18"/>
-                <w:rtl/>
-              </w:rPr>
-              <w:t>מנהל</w:t>
+              <w:t>קבלת דוח יומי/שבועי אוטומטי</w:t>
+            </w:r>
+          </w:p>
+        </w:tc>
+        <w:tc>
+          <w:tcPr>
+            <w:tcW w:w="3118" w:type="dxa"/>
+          </w:tcPr>
+          <w:p>
+            <w:pPr>
+              <w:bidi/>
+            </w:pPr>
+            <w:r>
+              <w:rPr>
+                <w:sz w:val="18"/>
+                <w:rtl/>
+              </w:rPr>
+              <w:t>עובד שדה</w:t>
             </w:r>
           </w:p>
         </w:tc>
@@ -3458,13 +4634,13 @@
                 <w:sz w:val="18"/>
                 <w:rtl/>
               </w:rPr>
-              <w:t>מחיקת עבודה</w:t>
-            </w:r>
-          </w:p>
-        </w:tc>
-        <w:tc>
-          <w:tcPr>
-            <w:tcW w:w="3402" w:type="dxa"/>
+              <w:t>כניסה עם סיסמה</w:t>
+            </w:r>
+          </w:p>
+        </w:tc>
+        <w:tc>
+          <w:tcPr>
+            <w:tcW w:w="3118" w:type="dxa"/>
           </w:tcPr>
           <w:p>
             <w:pPr>
@@ -3497,13 +4673,13 @@
                 <w:sz w:val="18"/>
                 <w:rtl/>
               </w:rPr>
-              <w:t>ייצוא ל-Excel</w:t>
-            </w:r>
-          </w:p>
-        </w:tc>
-        <w:tc>
-          <w:tcPr>
-            <w:tcW w:w="3402" w:type="dxa"/>
+              <w:t>צפייה בכל העבודות עם עימוד</w:t>
+            </w:r>
+          </w:p>
+        </w:tc>
+        <w:tc>
+          <w:tcPr>
+            <w:tcW w:w="3118" w:type="dxa"/>
           </w:tcPr>
           <w:p>
             <w:pPr>
@@ -3536,13 +4712,403 @@
                 <w:sz w:val="18"/>
                 <w:rtl/>
               </w:rPr>
-              <w:t>ייבוא מ-Excel</w:t>
-            </w:r>
-          </w:p>
-        </w:tc>
-        <w:tc>
-          <w:tcPr>
-            <w:tcW w:w="3402" w:type="dxa"/>
+              <w:t>סינון לפי לקוח / תאריך / שדה / מפעיל</w:t>
+            </w:r>
+          </w:p>
+        </w:tc>
+        <w:tc>
+          <w:tcPr>
+            <w:tcW w:w="3118" w:type="dxa"/>
+          </w:tcPr>
+          <w:p>
+            <w:pPr>
+              <w:bidi/>
+            </w:pPr>
+            <w:r>
+              <w:rPr>
+                <w:sz w:val="18"/>
+                <w:rtl/>
+              </w:rPr>
+              <w:t>מנהל</w:t>
+            </w:r>
+          </w:p>
+        </w:tc>
+      </w:tr>
+      <w:tr>
+        <w:trPr>
+          <w:jc w:val="right"/>
+        </w:trPr>
+        <w:tc>
+          <w:tcPr>
+            <w:tcW w:w="5102" w:type="dxa"/>
+          </w:tcPr>
+          <w:p>
+            <w:pPr>
+              <w:bidi/>
+            </w:pPr>
+            <w:r>
+              <w:rPr>
+                <w:sz w:val="18"/>
+                <w:rtl/>
+              </w:rPr>
+              <w:t>הוספת עבודה דרך ה-Web</w:t>
+            </w:r>
+          </w:p>
+        </w:tc>
+        <w:tc>
+          <w:tcPr>
+            <w:tcW w:w="3118" w:type="dxa"/>
+          </w:tcPr>
+          <w:p>
+            <w:pPr>
+              <w:bidi/>
+            </w:pPr>
+            <w:r>
+              <w:rPr>
+                <w:sz w:val="18"/>
+                <w:rtl/>
+              </w:rPr>
+              <w:t>מנהל</w:t>
+            </w:r>
+          </w:p>
+        </w:tc>
+      </w:tr>
+      <w:tr>
+        <w:trPr>
+          <w:jc w:val="right"/>
+        </w:trPr>
+        <w:tc>
+          <w:tcPr>
+            <w:tcW w:w="5102" w:type="dxa"/>
+          </w:tcPr>
+          <w:p>
+            <w:pPr>
+              <w:bidi/>
+            </w:pPr>
+            <w:r>
+              <w:rPr>
+                <w:sz w:val="18"/>
+                <w:rtl/>
+              </w:rPr>
+              <w:t>עריכה ידנית / עריכה מוטבעת (inline)</w:t>
+            </w:r>
+          </w:p>
+        </w:tc>
+        <w:tc>
+          <w:tcPr>
+            <w:tcW w:w="3118" w:type="dxa"/>
+          </w:tcPr>
+          <w:p>
+            <w:pPr>
+              <w:bidi/>
+            </w:pPr>
+            <w:r>
+              <w:rPr>
+                <w:sz w:val="18"/>
+                <w:rtl/>
+              </w:rPr>
+              <w:t>מנהל</w:t>
+            </w:r>
+          </w:p>
+        </w:tc>
+      </w:tr>
+      <w:tr>
+        <w:trPr>
+          <w:jc w:val="right"/>
+        </w:trPr>
+        <w:tc>
+          <w:tcPr>
+            <w:tcW w:w="5102" w:type="dxa"/>
+          </w:tcPr>
+          <w:p>
+            <w:pPr>
+              <w:bidi/>
+            </w:pPr>
+            <w:r>
+              <w:rPr>
+                <w:sz w:val="18"/>
+                <w:rtl/>
+              </w:rPr>
+              <w:t>שכפול רשומה</w:t>
+            </w:r>
+          </w:p>
+        </w:tc>
+        <w:tc>
+          <w:tcPr>
+            <w:tcW w:w="3118" w:type="dxa"/>
+          </w:tcPr>
+          <w:p>
+            <w:pPr>
+              <w:bidi/>
+            </w:pPr>
+            <w:r>
+              <w:rPr>
+                <w:sz w:val="18"/>
+                <w:rtl/>
+              </w:rPr>
+              <w:t>מנהל</w:t>
+            </w:r>
+          </w:p>
+        </w:tc>
+      </w:tr>
+      <w:tr>
+        <w:trPr>
+          <w:jc w:val="right"/>
+        </w:trPr>
+        <w:tc>
+          <w:tcPr>
+            <w:tcW w:w="5102" w:type="dxa"/>
+          </w:tcPr>
+          <w:p>
+            <w:pPr>
+              <w:bidi/>
+            </w:pPr>
+            <w:r>
+              <w:rPr>
+                <w:sz w:val="18"/>
+                <w:rtl/>
+              </w:rPr>
+              <w:t>מחיקה בודדת / מחיקה מרובה</w:t>
+            </w:r>
+          </w:p>
+        </w:tc>
+        <w:tc>
+          <w:tcPr>
+            <w:tcW w:w="3118" w:type="dxa"/>
+          </w:tcPr>
+          <w:p>
+            <w:pPr>
+              <w:bidi/>
+            </w:pPr>
+            <w:r>
+              <w:rPr>
+                <w:sz w:val="18"/>
+                <w:rtl/>
+              </w:rPr>
+              <w:t>מנהל</w:t>
+            </w:r>
+          </w:p>
+        </w:tc>
+      </w:tr>
+      <w:tr>
+        <w:trPr>
+          <w:jc w:val="right"/>
+        </w:trPr>
+        <w:tc>
+          <w:tcPr>
+            <w:tcW w:w="5102" w:type="dxa"/>
+          </w:tcPr>
+          <w:p>
+            <w:pPr>
+              <w:bidi/>
+            </w:pPr>
+            <w:r>
+              <w:rPr>
+                <w:sz w:val="18"/>
+                <w:rtl/>
+              </w:rPr>
+              <w:t>ייצוא ל-Excel / CSV</w:t>
+            </w:r>
+          </w:p>
+        </w:tc>
+        <w:tc>
+          <w:tcPr>
+            <w:tcW w:w="3118" w:type="dxa"/>
+          </w:tcPr>
+          <w:p>
+            <w:pPr>
+              <w:bidi/>
+            </w:pPr>
+            <w:r>
+              <w:rPr>
+                <w:sz w:val="18"/>
+                <w:rtl/>
+              </w:rPr>
+              <w:t>מנהל</w:t>
+            </w:r>
+          </w:p>
+        </w:tc>
+      </w:tr>
+      <w:tr>
+        <w:trPr>
+          <w:jc w:val="right"/>
+        </w:trPr>
+        <w:tc>
+          <w:tcPr>
+            <w:tcW w:w="5102" w:type="dxa"/>
+          </w:tcPr>
+          <w:p>
+            <w:pPr>
+              <w:bidi/>
+            </w:pPr>
+            <w:r>
+              <w:rPr>
+                <w:sz w:val="18"/>
+                <w:rtl/>
+              </w:rPr>
+              <w:t>ייבוא מ-Excel עם dedup</w:t>
+            </w:r>
+          </w:p>
+        </w:tc>
+        <w:tc>
+          <w:tcPr>
+            <w:tcW w:w="3118" w:type="dxa"/>
+          </w:tcPr>
+          <w:p>
+            <w:pPr>
+              <w:bidi/>
+            </w:pPr>
+            <w:r>
+              <w:rPr>
+                <w:sz w:val="18"/>
+                <w:rtl/>
+              </w:rPr>
+              <w:t>מנהל</w:t>
+            </w:r>
+          </w:p>
+        </w:tc>
+      </w:tr>
+      <w:tr>
+        <w:trPr>
+          <w:jc w:val="right"/>
+        </w:trPr>
+        <w:tc>
+          <w:tcPr>
+            <w:tcW w:w="5102" w:type="dxa"/>
+          </w:tcPr>
+          <w:p>
+            <w:pPr>
+              <w:bidi/>
+            </w:pPr>
+            <w:r>
+              <w:rPr>
+                <w:sz w:val="18"/>
+                <w:rtl/>
+              </w:rPr>
+              <w:t>צפייה בדוח חודשי</w:t>
+            </w:r>
+          </w:p>
+        </w:tc>
+        <w:tc>
+          <w:tcPr>
+            <w:tcW w:w="3118" w:type="dxa"/>
+          </w:tcPr>
+          <w:p>
+            <w:pPr>
+              <w:bidi/>
+            </w:pPr>
+            <w:r>
+              <w:rPr>
+                <w:sz w:val="18"/>
+                <w:rtl/>
+              </w:rPr>
+              <w:t>מנהל</w:t>
+            </w:r>
+          </w:p>
+        </w:tc>
+      </w:tr>
+      <w:tr>
+        <w:trPr>
+          <w:jc w:val="right"/>
+        </w:trPr>
+        <w:tc>
+          <w:tcPr>
+            <w:tcW w:w="5102" w:type="dxa"/>
+          </w:tcPr>
+          <w:p>
+            <w:pPr>
+              <w:bidi/>
+            </w:pPr>
+            <w:r>
+              <w:rPr>
+                <w:sz w:val="18"/>
+                <w:rtl/>
+              </w:rPr>
+              <w:t>צפייה בלוג שינויים</w:t>
+            </w:r>
+          </w:p>
+        </w:tc>
+        <w:tc>
+          <w:tcPr>
+            <w:tcW w:w="3118" w:type="dxa"/>
+          </w:tcPr>
+          <w:p>
+            <w:pPr>
+              <w:bidi/>
+            </w:pPr>
+            <w:r>
+              <w:rPr>
+                <w:sz w:val="18"/>
+                <w:rtl/>
+              </w:rPr>
+              <w:t>מנהל</w:t>
+            </w:r>
+          </w:p>
+        </w:tc>
+      </w:tr>
+      <w:tr>
+        <w:trPr>
+          <w:jc w:val="right"/>
+        </w:trPr>
+        <w:tc>
+          <w:tcPr>
+            <w:tcW w:w="5102" w:type="dxa"/>
+          </w:tcPr>
+          <w:p>
+            <w:pPr>
+              <w:bidi/>
+            </w:pPr>
+            <w:r>
+              <w:rPr>
+                <w:sz w:val="18"/>
+                <w:rtl/>
+              </w:rPr>
+              <w:t>הדפסה / PDF</w:t>
+            </w:r>
+          </w:p>
+        </w:tc>
+        <w:tc>
+          <w:tcPr>
+            <w:tcW w:w="3118" w:type="dxa"/>
+          </w:tcPr>
+          <w:p>
+            <w:pPr>
+              <w:bidi/>
+            </w:pPr>
+            <w:r>
+              <w:rPr>
+                <w:sz w:val="18"/>
+                <w:rtl/>
+              </w:rPr>
+              <w:t>מנהל</w:t>
+            </w:r>
+          </w:p>
+        </w:tc>
+      </w:tr>
+      <w:tr>
+        <w:trPr>
+          <w:jc w:val="right"/>
+        </w:trPr>
+        <w:tc>
+          <w:tcPr>
+            <w:tcW w:w="5102" w:type="dxa"/>
+          </w:tcPr>
+          <w:p>
+            <w:pPr>
+              <w:bidi/>
+            </w:pPr>
+            <w:r>
+              <w:rPr>
+                <w:sz w:val="18"/>
+                <w:rtl/>
+              </w:rPr>
+              <w:t>שינוי סיסמה</w:t>
+            </w:r>
+          </w:p>
+        </w:tc>
+        <w:tc>
+          <w:tcPr>
+            <w:tcW w:w="3118" w:type="dxa"/>
           </w:tcPr>
           <w:p>
             <w:pPr>
@@ -3569,6 +5135,7 @@
         <w:rPr>
           <w:rtl/>
         </w:rPr>
+        <w:lastRenderedPageBreak/>
         <w:t>5.2 Class Diagram</w:t>
       </w:r>
     </w:p>
@@ -3578,10 +5145,10 @@
           <w:noProof/>
         </w:rPr>
         <w:drawing>
-          <wp:inline distT="0" distB="0" distL="0" distR="0" wp14:anchorId="20CBF9D3" wp14:editId="4C3BE27A">
+          <wp:inline distT="0" distB="0" distL="0" distR="0" wp14:anchorId="11FA20B0" wp14:editId="43C4CB64">
             <wp:extent cx="5029200" cy="4742151"/>
             <wp:effectExtent l="0" t="0" r="0" b="0"/>
-            <wp:docPr id="8" name="Picture 8"/>
+            <wp:docPr id="11" name="Picture 11"/>
             <wp:cNvGraphicFramePr>
               <a:graphicFrameLocks xmlns:a="http://schemas.openxmlformats.org/drawingml/2006/main" noChangeAspect="1"/>
             </wp:cNvGraphicFramePr>
@@ -3593,7 +5160,7 @@
                     <pic:cNvPicPr/>
                   </pic:nvPicPr>
                   <pic:blipFill>
-                    <a:blip r:embed="rId12"/>
+                    <a:blip r:embed="rId16"/>
                     <a:stretch>
                       <a:fillRect/>
                     </a:stretch>
@@ -3634,8 +5201,8 @@
       </w:tblPr>
       <w:tblGrid>
         <w:gridCol w:w="2626"/>
-        <w:gridCol w:w="2835"/>
-        <w:gridCol w:w="3402"/>
+        <w:gridCol w:w="3118"/>
+        <w:gridCol w:w="3140"/>
       </w:tblGrid>
       <w:tr>
         <w:trPr>
@@ -3643,7 +5210,7 @@
         </w:trPr>
         <w:tc>
           <w:tcPr>
-            <w:tcW w:w="2268" w:type="dxa"/>
+            <w:tcW w:w="1984" w:type="dxa"/>
             <w:shd w:val="clear" w:color="auto" w:fill="1E3A5F"/>
           </w:tcPr>
           <w:p>
@@ -3663,7 +5230,7 @@
         </w:tc>
         <w:tc>
           <w:tcPr>
-            <w:tcW w:w="2835" w:type="dxa"/>
+            <w:tcW w:w="3118" w:type="dxa"/>
             <w:shd w:val="clear" w:color="auto" w:fill="1E3A5F"/>
           </w:tcPr>
           <w:p>
@@ -3683,7 +5250,7 @@
         </w:tc>
         <w:tc>
           <w:tcPr>
-            <w:tcW w:w="3402" w:type="dxa"/>
+            <w:tcW w:w="3118" w:type="dxa"/>
             <w:shd w:val="clear" w:color="auto" w:fill="1E3A5F"/>
           </w:tcPr>
           <w:p>
@@ -3708,36 +5275,35 @@
         </w:trPr>
         <w:tc>
           <w:tcPr>
-            <w:tcW w:w="2268" w:type="dxa"/>
-          </w:tcPr>
-          <w:p>
-            <w:pPr>
-              <w:bidi/>
-            </w:pPr>
-            <w:r>
-              <w:rPr>
-                <w:sz w:val="18"/>
-                <w:rtl/>
-              </w:rPr>
-              <w:lastRenderedPageBreak/>
-              <w:t>FlaskApp</w:t>
-            </w:r>
-          </w:p>
-        </w:tc>
-        <w:tc>
-          <w:tcPr>
-            <w:tcW w:w="2835" w:type="dxa"/>
-          </w:tcPr>
-          <w:p>
-            <w:pPr>
-              <w:bidi/>
-            </w:pPr>
-            <w:r>
-              <w:rPr>
-                <w:sz w:val="18"/>
-                <w:rtl/>
-              </w:rPr>
-              <w:t>app: Flask</w:t>
+            <w:tcW w:w="1984" w:type="dxa"/>
+          </w:tcPr>
+          <w:p>
+            <w:pPr>
+              <w:bidi/>
+            </w:pPr>
+            <w:r>
+              <w:rPr>
+                <w:sz w:val="18"/>
+                <w:rtl/>
+              </w:rPr>
+              <w:t>WorkEntry (dataclass)</w:t>
+            </w:r>
+          </w:p>
+        </w:tc>
+        <w:tc>
+          <w:tcPr>
+            <w:tcW w:w="3118" w:type="dxa"/>
+          </w:tcPr>
+          <w:p>
+            <w:pPr>
+              <w:bidi/>
+            </w:pPr>
+            <w:r>
+              <w:rPr>
+                <w:sz w:val="18"/>
+                <w:rtl/>
+              </w:rPr>
+              <w:t>client, date, task, field_name</w:t>
             </w:r>
             <w:r>
               <w:rPr>
@@ -3745,24 +5311,48 @@
                 <w:rtl/>
               </w:rPr>
               <w:br/>
-              <w:t>COLUMNS: list</w:t>
-            </w:r>
-          </w:p>
-        </w:tc>
-        <w:tc>
-          <w:tcPr>
-            <w:tcW w:w="3402" w:type="dxa"/>
-          </w:tcPr>
-          <w:p>
-            <w:pPr>
-              <w:bidi/>
-            </w:pPr>
-            <w:r>
-              <w:rPr>
-                <w:sz w:val="18"/>
-                <w:rtl/>
-              </w:rPr>
-              <w:t>index(), add(), edit(), delete(), export(), import_data()</w:t>
+              <w:t>quantity, tool, operator</w:t>
+            </w:r>
+            <w:r>
+              <w:rPr>
+                <w:sz w:val="18"/>
+                <w:rtl/>
+              </w:rPr>
+              <w:br/>
+              <w:t>notes, entered_by</w:t>
+            </w:r>
+          </w:p>
+        </w:tc>
+        <w:tc>
+          <w:tcPr>
+            <w:tcW w:w="3118" w:type="dxa"/>
+          </w:tcPr>
+          <w:p>
+            <w:pPr>
+              <w:bidi/>
+            </w:pPr>
+            <w:r>
+              <w:rPr>
+                <w:sz w:val="18"/>
+                <w:rtl/>
+              </w:rPr>
+              <w:t>__post_init__() — validations</w:t>
+            </w:r>
+            <w:r>
+              <w:rPr>
+                <w:sz w:val="18"/>
+                <w:rtl/>
+              </w:rPr>
+              <w:br/>
+              <w:t>to_sheet_row(), to_dict()</w:t>
+            </w:r>
+            <w:r>
+              <w:rPr>
+                <w:sz w:val="18"/>
+                <w:rtl/>
+              </w:rPr>
+              <w:br/>
+              <w:t>from_form(), from_bot()</w:t>
             </w:r>
           </w:p>
         </w:tc>
@@ -3773,52 +5363,100 @@
         </w:trPr>
         <w:tc>
           <w:tcPr>
-            <w:tcW w:w="2268" w:type="dxa"/>
-          </w:tcPr>
-          <w:p>
-            <w:pPr>
-              <w:bidi/>
-            </w:pPr>
-            <w:r>
-              <w:rPr>
-                <w:sz w:val="18"/>
-                <w:rtl/>
-              </w:rPr>
-              <w:t>GoogleSheetsConnector</w:t>
-            </w:r>
-          </w:p>
-        </w:tc>
-        <w:tc>
-          <w:tcPr>
-            <w:tcW w:w="2835" w:type="dxa"/>
-          </w:tcPr>
-          <w:p>
-            <w:pPr>
-              <w:bidi/>
-            </w:pPr>
-            <w:r>
-              <w:rPr>
-                <w:sz w:val="18"/>
-                <w:rtl/>
-              </w:rPr>
-              <w:t>_gs_client: gspread.Client</w:t>
-            </w:r>
-          </w:p>
-        </w:tc>
-        <w:tc>
-          <w:tcPr>
-            <w:tcW w:w="3402" w:type="dxa"/>
-          </w:tcPr>
-          <w:p>
-            <w:pPr>
-              <w:bidi/>
-            </w:pPr>
-            <w:r>
-              <w:rPr>
-                <w:sz w:val="18"/>
-                <w:rtl/>
-              </w:rPr>
-              <w:t>_get_sheet(), load_data(), append_row(), save_data()</w:t>
+            <w:tcW w:w="1984" w:type="dxa"/>
+          </w:tcPr>
+          <w:p>
+            <w:pPr>
+              <w:bidi/>
+            </w:pPr>
+            <w:r>
+              <w:rPr>
+                <w:sz w:val="18"/>
+                <w:rtl/>
+              </w:rPr>
+              <w:t>FlaskApp</w:t>
+            </w:r>
+          </w:p>
+        </w:tc>
+        <w:tc>
+          <w:tcPr>
+            <w:tcW w:w="3118" w:type="dxa"/>
+          </w:tcPr>
+          <w:p>
+            <w:pPr>
+              <w:bidi/>
+            </w:pPr>
+            <w:r>
+              <w:rPr>
+                <w:sz w:val="18"/>
+                <w:rtl/>
+              </w:rPr>
+              <w:t>app: Flask</w:t>
+            </w:r>
+            <w:r>
+              <w:rPr>
+                <w:sz w:val="18"/>
+                <w:rtl/>
+              </w:rPr>
+              <w:br/>
+              <w:t>COLUMNS: list</w:t>
+            </w:r>
+            <w:r>
+              <w:rPr>
+                <w:sz w:val="18"/>
+                <w:rtl/>
+              </w:rPr>
+              <w:br/>
+              <w:t>PAGE_SIZE: int</w:t>
+            </w:r>
+            <w:r>
+              <w:rPr>
+                <w:sz w:val="18"/>
+                <w:rtl/>
+              </w:rPr>
+              <w:br/>
+              <w:t>_current_password: str</w:t>
+            </w:r>
+          </w:p>
+        </w:tc>
+        <w:tc>
+          <w:tcPr>
+            <w:tcW w:w="3118" w:type="dxa"/>
+          </w:tcPr>
+          <w:p>
+            <w:pPr>
+              <w:bidi/>
+            </w:pPr>
+            <w:r>
+              <w:rPr>
+                <w:sz w:val="18"/>
+                <w:rtl/>
+              </w:rPr>
+              <w:t>index(), login(), add(), edit(), delete()</w:t>
+            </w:r>
+            <w:r>
+              <w:rPr>
+                <w:sz w:val="18"/>
+                <w:rtl/>
+              </w:rPr>
+              <w:br/>
+              <w:t>bulk_delete(), duplicate(), summary()</w:t>
+            </w:r>
+            <w:r>
+              <w:rPr>
+                <w:sz w:val="18"/>
+                <w:rtl/>
+              </w:rPr>
+              <w:br/>
+              <w:t>audit(), print(), export(), import_data()</w:t>
+            </w:r>
+            <w:r>
+              <w:rPr>
+                <w:sz w:val="18"/>
+                <w:rtl/>
+              </w:rPr>
+              <w:br/>
+              <w:t>api_entries(), api_entry_patch()</w:t>
             </w:r>
           </w:p>
         </w:tc>
@@ -3829,52 +5467,108 @@
         </w:trPr>
         <w:tc>
           <w:tcPr>
-            <w:tcW w:w="2268" w:type="dxa"/>
-          </w:tcPr>
-          <w:p>
-            <w:pPr>
-              <w:bidi/>
-            </w:pPr>
-            <w:r>
-              <w:rPr>
-                <w:sz w:val="18"/>
-                <w:rtl/>
-              </w:rPr>
-              <w:t>TelegramBot</w:t>
-            </w:r>
-          </w:p>
-        </w:tc>
-        <w:tc>
-          <w:tcPr>
-            <w:tcW w:w="2835" w:type="dxa"/>
-          </w:tcPr>
-          <w:p>
-            <w:pPr>
-              <w:bidi/>
-            </w:pPr>
-            <w:r>
-              <w:rPr>
-                <w:sz w:val="18"/>
-                <w:rtl/>
-              </w:rPr>
-              <w:t>token: str</w:t>
-            </w:r>
-          </w:p>
-        </w:tc>
-        <w:tc>
-          <w:tcPr>
-            <w:tcW w:w="3402" w:type="dxa"/>
-          </w:tcPr>
-          <w:p>
-            <w:pPr>
-              <w:bidi/>
-            </w:pPr>
-            <w:r>
-              <w:rPr>
-                <w:sz w:val="18"/>
-                <w:rtl/>
-              </w:rPr>
-              <w:t>start(), menu_choice(), client_step(), date_input(), task(), field(), amount(), tool(), operator_step(), note(), confirm(), cancel()</w:t>
+            <w:tcW w:w="1984" w:type="dxa"/>
+          </w:tcPr>
+          <w:p>
+            <w:pPr>
+              <w:bidi/>
+            </w:pPr>
+            <w:r>
+              <w:rPr>
+                <w:sz w:val="18"/>
+                <w:rtl/>
+              </w:rPr>
+              <w:t>GoogleSheetsConnector</w:t>
+            </w:r>
+          </w:p>
+        </w:tc>
+        <w:tc>
+          <w:tcPr>
+            <w:tcW w:w="3118" w:type="dxa"/>
+          </w:tcPr>
+          <w:p>
+            <w:pPr>
+              <w:bidi/>
+            </w:pPr>
+            <w:r>
+              <w:rPr>
+                <w:sz w:val="18"/>
+                <w:rtl/>
+              </w:rPr>
+              <w:t>_gs_client: gspread.Client</w:t>
+            </w:r>
+            <w:r>
+              <w:rPr>
+                <w:sz w:val="18"/>
+                <w:rtl/>
+              </w:rPr>
+              <w:br/>
+              <w:t>_cache_data, _cache_time</w:t>
+            </w:r>
+            <w:r>
+              <w:rPr>
+                <w:sz w:val="18"/>
+                <w:rtl/>
+              </w:rPr>
+              <w:br/>
+              <w:t>_CACHE_TTL=30</w:t>
+            </w:r>
+            <w:r>
+              <w:rPr>
+                <w:sz w:val="18"/>
+                <w:rtl/>
+              </w:rPr>
+              <w:br/>
+              <w:t>_gs_lock: Lock</w:t>
+            </w:r>
+          </w:p>
+        </w:tc>
+        <w:tc>
+          <w:tcPr>
+            <w:tcW w:w="3118" w:type="dxa"/>
+          </w:tcPr>
+          <w:p>
+            <w:pPr>
+              <w:bidi/>
+            </w:pPr>
+            <w:r>
+              <w:rPr>
+                <w:sz w:val="18"/>
+                <w:rtl/>
+              </w:rPr>
+              <w:t>_get_sheet()</w:t>
+            </w:r>
+            <w:r>
+              <w:rPr>
+                <w:sz w:val="18"/>
+                <w:rtl/>
+              </w:rPr>
+              <w:br/>
+              <w:t>load_data_from_gsheet()</w:t>
+            </w:r>
+            <w:r>
+              <w:rPr>
+                <w:sz w:val="18"/>
+                <w:rtl/>
+              </w:rPr>
+              <w:br/>
+              <w:t>append_row_to_gsheet(entry: WorkEntry)</w:t>
+            </w:r>
+            <w:r>
+              <w:rPr>
+                <w:sz w:val="18"/>
+                <w:rtl/>
+              </w:rPr>
+              <w:br/>
+              <w:t>save_data_to_gsheet(df)</w:t>
+            </w:r>
+            <w:r>
+              <w:rPr>
+                <w:sz w:val="18"/>
+                <w:rtl/>
+              </w:rPr>
+              <w:br/>
+              <w:t>_invalidate_cache()</w:t>
             </w:r>
           </w:p>
         </w:tc>
@@ -3885,52 +5579,172 @@
         </w:trPr>
         <w:tc>
           <w:tcPr>
-            <w:tcW w:w="2268" w:type="dxa"/>
-          </w:tcPr>
-          <w:p>
-            <w:pPr>
-              <w:bidi/>
-            </w:pPr>
-            <w:r>
-              <w:rPr>
-                <w:sz w:val="18"/>
-                <w:rtl/>
-              </w:rPr>
-              <w:t>WorkRecord</w:t>
-            </w:r>
-          </w:p>
-        </w:tc>
-        <w:tc>
-          <w:tcPr>
-            <w:tcW w:w="2835" w:type="dxa"/>
-          </w:tcPr>
-          <w:p>
-            <w:pPr>
-              <w:bidi/>
-            </w:pPr>
-            <w:r>
-              <w:rPr>
-                <w:sz w:val="18"/>
-                <w:rtl/>
-              </w:rPr>
-              <w:t>client_name, date, task_type, field_name, quantity, tool, operator, notes, entered_by</w:t>
-            </w:r>
-          </w:p>
-        </w:tc>
-        <w:tc>
-          <w:tcPr>
-            <w:tcW w:w="3402" w:type="dxa"/>
-          </w:tcPr>
-          <w:p>
-            <w:pPr>
-              <w:bidi/>
-            </w:pPr>
-            <w:r>
-              <w:rPr>
-                <w:sz w:val="18"/>
-                <w:rtl/>
-              </w:rPr>
-              <w:t>—</w:t>
+            <w:tcW w:w="1984" w:type="dxa"/>
+          </w:tcPr>
+          <w:p>
+            <w:pPr>
+              <w:bidi/>
+            </w:pPr>
+            <w:r>
+              <w:rPr>
+                <w:sz w:val="18"/>
+                <w:rtl/>
+              </w:rPr>
+              <w:t>TelegramBot</w:t>
+            </w:r>
+          </w:p>
+        </w:tc>
+        <w:tc>
+          <w:tcPr>
+            <w:tcW w:w="3118" w:type="dxa"/>
+          </w:tcPr>
+          <w:p>
+            <w:pPr>
+              <w:bidi/>
+            </w:pPr>
+            <w:r>
+              <w:rPr>
+                <w:sz w:val="18"/>
+                <w:rtl/>
+              </w:rPr>
+              <w:t>token: str</w:t>
+            </w:r>
+            <w:r>
+              <w:rPr>
+                <w:sz w:val="18"/>
+                <w:rtl/>
+              </w:rPr>
+              <w:br/>
+              <w:t>subscribers: set</w:t>
+            </w:r>
+          </w:p>
+        </w:tc>
+        <w:tc>
+          <w:tcPr>
+            <w:tcW w:w="3118" w:type="dxa"/>
+          </w:tcPr>
+          <w:p>
+            <w:pPr>
+              <w:bidi/>
+            </w:pPr>
+            <w:r>
+              <w:rPr>
+                <w:sz w:val="18"/>
+                <w:rtl/>
+              </w:rPr>
+              <w:t>start(), menu_choice()</w:t>
+            </w:r>
+            <w:r>
+              <w:rPr>
+                <w:sz w:val="18"/>
+                <w:rtl/>
+              </w:rPr>
+              <w:br/>
+              <w:t>bot_recent(), bot_stats(), bot_edit_last()</w:t>
+            </w:r>
+            <w:r>
+              <w:rPr>
+                <w:sz w:val="18"/>
+                <w:rtl/>
+              </w:rPr>
+              <w:br/>
+            </w:r>
+            <w:r>
+              <w:rPr>
+                <w:sz w:val="18"/>
+                <w:rtl/>
+              </w:rPr>
+              <w:lastRenderedPageBreak/>
+              <w:t>bot_search_results(), bot_undo()</w:t>
+            </w:r>
+            <w:r>
+              <w:rPr>
+                <w:sz w:val="18"/>
+                <w:rtl/>
+              </w:rPr>
+              <w:br/>
+              <w:t>confirm(), cancel()</w:t>
+            </w:r>
+            <w:r>
+              <w:rPr>
+                <w:sz w:val="18"/>
+                <w:rtl/>
+              </w:rPr>
+              <w:br/>
+              <w:t>_scheduled_reports()</w:t>
+            </w:r>
+          </w:p>
+        </w:tc>
+      </w:tr>
+      <w:tr>
+        <w:trPr>
+          <w:jc w:val="right"/>
+        </w:trPr>
+        <w:tc>
+          <w:tcPr>
+            <w:tcW w:w="1984" w:type="dxa"/>
+          </w:tcPr>
+          <w:p>
+            <w:pPr>
+              <w:bidi/>
+            </w:pPr>
+            <w:r>
+              <w:rPr>
+                <w:sz w:val="18"/>
+                <w:rtl/>
+              </w:rPr>
+              <w:lastRenderedPageBreak/>
+              <w:t>AuditLog</w:t>
+            </w:r>
+          </w:p>
+        </w:tc>
+        <w:tc>
+          <w:tcPr>
+            <w:tcW w:w="3118" w:type="dxa"/>
+          </w:tcPr>
+          <w:p>
+            <w:pPr>
+              <w:bidi/>
+            </w:pPr>
+            <w:r>
+              <w:rPr>
+                <w:sz w:val="18"/>
+                <w:rtl/>
+              </w:rPr>
+              <w:t>AUDIT_LOG_FILE: str</w:t>
+            </w:r>
+            <w:r>
+              <w:rPr>
+                <w:sz w:val="18"/>
+                <w:rtl/>
+              </w:rPr>
+              <w:br/>
+              <w:t>_audit_lock: Lock</w:t>
+            </w:r>
+          </w:p>
+        </w:tc>
+        <w:tc>
+          <w:tcPr>
+            <w:tcW w:w="3118" w:type="dxa"/>
+          </w:tcPr>
+          <w:p>
+            <w:pPr>
+              <w:bidi/>
+            </w:pPr>
+            <w:r>
+              <w:rPr>
+                <w:sz w:val="18"/>
+                <w:rtl/>
+              </w:rPr>
+              <w:t>_log_audit(action, user, detail)</w:t>
+            </w:r>
+            <w:r>
+              <w:rPr>
+                <w:sz w:val="18"/>
+                <w:rtl/>
+              </w:rPr>
+              <w:br/>
+              <w:t>_read_audit_log(limit)</w:t>
             </w:r>
           </w:p>
         </w:tc>
@@ -3946,7 +5760,6 @@
         <w:rPr>
           <w:rtl/>
         </w:rPr>
-        <w:lastRenderedPageBreak/>
         <w:t>5.3 Activity Diagram — זרימת הזנת עבודה דרך הבוט</w:t>
       </w:r>
     </w:p>
@@ -3956,10 +5769,10 @@
           <w:noProof/>
         </w:rPr>
         <w:drawing>
-          <wp:inline distT="0" distB="0" distL="0" distR="0" wp14:anchorId="306C3F75" wp14:editId="43CB3CE0">
+          <wp:inline distT="0" distB="0" distL="0" distR="0" wp14:anchorId="6FBB91CB" wp14:editId="09D50A1E">
             <wp:extent cx="5029200" cy="6513332"/>
             <wp:effectExtent l="0" t="0" r="0" b="0"/>
-            <wp:docPr id="9" name="Picture 9"/>
+            <wp:docPr id="12" name="Picture 12"/>
             <wp:cNvGraphicFramePr>
               <a:graphicFrameLocks xmlns:a="http://schemas.openxmlformats.org/drawingml/2006/main" noChangeAspect="1"/>
             </wp:cNvGraphicFramePr>
@@ -3971,7 +5784,7 @@
                     <pic:cNvPicPr/>
                   </pic:nvPicPr>
                   <pic:blipFill>
-                    <a:blip r:embed="rId13"/>
+                    <a:blip r:embed="rId17"/>
                     <a:stretch>
                       <a:fillRect/>
                     </a:stretch>
@@ -4023,6 +5836,7 @@
         <w:rPr>
           <w:rtl/>
         </w:rPr>
+        <w:lastRenderedPageBreak/>
         <w:t>2. הבוט מציג הודעת ברוך הבא ושואל אם להתחיל</w:t>
       </w:r>
     </w:p>
@@ -4034,7 +5848,7 @@
         <w:rPr>
           <w:rtl/>
         </w:rPr>
-        <w:t>3. תפריט MENU — המשתמש בוחר: הזן עבודה / 5 עבודות אחרונות / סיים</w:t>
+        <w:t>3. תפריט MENU — המשתמש בוחר: הזן עבודה / 5 אחרונות / חפש / סטטיסטיקות / ערוך אחרונה / סיים</w:t>
       </w:r>
     </w:p>
     <w:p>
@@ -4045,7 +5859,7 @@
         <w:rPr>
           <w:rtl/>
         </w:rPr>
-        <w:t>4. אם "הזן עבודה": הבוט מבקש שם לקוח</w:t>
+        <w:t>4. אם "הזן עבודה": הבוט מבקש שם לקוח (CLIENT)</w:t>
       </w:r>
     </w:p>
     <w:p>
@@ -4067,7 +5881,6 @@
         <w:rPr>
           <w:rtl/>
         </w:rPr>
-        <w:lastRenderedPageBreak/>
         <w:t>6. בחירת סוג עבודה מלוח מקשים (חריש / ריסוס / קציר / דיסוק / אחר)</w:t>
       </w:r>
     </w:p>
@@ -4079,7 +5892,7 @@
         <w:rPr>
           <w:rtl/>
         </w:rPr>
-        <w:t>7. הזנת שם חלקה, כמות, כלי, מפעיל והערות</w:t>
+        <w:t>7. הזנת שם חלקה, כמות, כלי, מפעיל, הערות (ניתן לדלג על הערות)</w:t>
       </w:r>
     </w:p>
     <w:p>
@@ -4090,7 +5903,7 @@
         <w:rPr>
           <w:rtl/>
         </w:rPr>
-        <w:t>8. הצגת סיכום — המשתמש מאשר ("כן") או מבטל ("לא")</w:t>
+        <w:t>8. WorkEntry.__post_init__() מאמת את כל השדות</w:t>
       </w:r>
     </w:p>
     <w:p>
@@ -4101,7 +5914,7 @@
         <w:rPr>
           <w:rtl/>
         </w:rPr>
-        <w:t>9. אם אושר: שמירה ב-Google Sheets ← חזרה לתפריט</w:t>
+        <w:t>9. הצגת סיכום — המשתמש מאשר ("כן") או מבטל ("לא")</w:t>
       </w:r>
     </w:p>
     <w:p>
@@ -4112,7 +5925,7 @@
         <w:rPr>
           <w:rtl/>
         </w:rPr>
-        <w:t>10. אם "5 עבודות אחרונות": טעינה מ-GSheets והצגה ← חזרה לתפריט</w:t>
+        <w:t>10. אם אושר: append_row_to_gsheet() + _log_audit() ← חזרה לתפריט</w:t>
       </w:r>
     </w:p>
     <w:p>
@@ -4123,7 +5936,18 @@
         <w:rPr>
           <w:rtl/>
         </w:rPr>
-        <w:t>11. אם "סיים": סיום השיחה</w:t>
+        <w:t>11. אם /undo: מחיקת הרשומה האחרונה של המשתמש + _log_audit("undo")</w:t>
+      </w:r>
+    </w:p>
+    <w:p>
+      <w:pPr>
+        <w:bidi/>
+      </w:pPr>
+      <w:r>
+        <w:rPr>
+          <w:rtl/>
+        </w:rPr>
+        <w:t>12. אם "סיים": סיום השיחה</w:t>
       </w:r>
     </w:p>
     <w:p/>
@@ -4146,10 +5970,10 @@
           <w:noProof/>
         </w:rPr>
         <w:drawing>
-          <wp:inline distT="0" distB="0" distL="0" distR="0" wp14:anchorId="66EB4141" wp14:editId="6A333952">
+          <wp:inline distT="0" distB="0" distL="0" distR="0" wp14:anchorId="4CF1CDA1" wp14:editId="736A842F">
             <wp:extent cx="5029200" cy="7658100"/>
             <wp:effectExtent l="0" t="0" r="0" b="0"/>
-            <wp:docPr id="10" name="Picture 10"/>
+            <wp:docPr id="13" name="Picture 13"/>
             <wp:cNvGraphicFramePr>
               <a:graphicFrameLocks xmlns:a="http://schemas.openxmlformats.org/drawingml/2006/main" noChangeAspect="1"/>
             </wp:cNvGraphicFramePr>
@@ -4161,7 +5985,7 @@
                     <pic:cNvPicPr/>
                   </pic:nvPicPr>
                   <pic:blipFill>
-                    <a:blip r:embed="rId14"/>
+                    <a:blip r:embed="rId18"/>
                     <a:stretch>
                       <a:fillRect/>
                     </a:stretch>
@@ -4202,9 +6026,9 @@
         <w:tblLook w:val="04A0" w:firstRow="1" w:lastRow="0" w:firstColumn="1" w:lastColumn="0" w:noHBand="0" w:noVBand="1"/>
       </w:tblPr>
       <w:tblGrid>
-        <w:gridCol w:w="1701"/>
-        <w:gridCol w:w="2835"/>
-        <w:gridCol w:w="3969"/>
+        <w:gridCol w:w="1451"/>
+        <w:gridCol w:w="2551"/>
+        <w:gridCol w:w="4252"/>
       </w:tblGrid>
       <w:tr>
         <w:trPr>
@@ -4212,7 +6036,7 @@
         </w:trPr>
         <w:tc>
           <w:tcPr>
-            <w:tcW w:w="1701" w:type="dxa"/>
+            <w:tcW w:w="1417" w:type="dxa"/>
             <w:shd w:val="clear" w:color="auto" w:fill="1E3A5F"/>
           </w:tcPr>
           <w:p>
@@ -4232,7 +6056,7 @@
         </w:tc>
         <w:tc>
           <w:tcPr>
-            <w:tcW w:w="2835" w:type="dxa"/>
+            <w:tcW w:w="2551" w:type="dxa"/>
             <w:shd w:val="clear" w:color="auto" w:fill="1E3A5F"/>
           </w:tcPr>
           <w:p>
@@ -4252,7 +6076,7 @@
         </w:tc>
         <w:tc>
           <w:tcPr>
-            <w:tcW w:w="3969" w:type="dxa"/>
+            <w:tcW w:w="4252" w:type="dxa"/>
             <w:shd w:val="clear" w:color="auto" w:fill="1E3A5F"/>
           </w:tcPr>
           <w:p>
@@ -4277,7 +6101,7 @@
         </w:trPr>
         <w:tc>
           <w:tcPr>
-            <w:tcW w:w="1701" w:type="dxa"/>
+            <w:tcW w:w="1417" w:type="dxa"/>
           </w:tcPr>
           <w:p>
             <w:pPr>
@@ -4294,7 +6118,7 @@
         </w:tc>
         <w:tc>
           <w:tcPr>
-            <w:tcW w:w="2835" w:type="dxa"/>
+            <w:tcW w:w="2551" w:type="dxa"/>
           </w:tcPr>
           <w:p>
             <w:pPr>
@@ -4311,18 +6135,18 @@
         </w:tc>
         <w:tc>
           <w:tcPr>
-            <w:tcW w:w="3969" w:type="dxa"/>
-          </w:tcPr>
-          <w:p>
-            <w:pPr>
-              <w:bidi/>
-            </w:pPr>
-            <w:r>
-              <w:rPr>
-                <w:sz w:val="18"/>
-                <w:rtl/>
-              </w:rPr>
-              <w:t>CLIENT / [צפייה] / END</w:t>
+            <w:tcW w:w="4252" w:type="dxa"/>
+          </w:tcPr>
+          <w:p>
+            <w:pPr>
+              <w:bidi/>
+            </w:pPr>
+            <w:r>
+              <w:rPr>
+                <w:sz w:val="18"/>
+                <w:rtl/>
+              </w:rPr>
+              <w:t>CLIENT / SEARCH / [צפייה/סטטיסטיקות/עריכה] / END</w:t>
             </w:r>
           </w:p>
         </w:tc>
@@ -4333,24 +6157,25 @@
         </w:trPr>
         <w:tc>
           <w:tcPr>
-            <w:tcW w:w="1701" w:type="dxa"/>
-          </w:tcPr>
-          <w:p>
-            <w:pPr>
-              <w:bidi/>
-            </w:pPr>
-            <w:r>
-              <w:rPr>
-                <w:sz w:val="18"/>
-                <w:rtl/>
-              </w:rPr>
+            <w:tcW w:w="1417" w:type="dxa"/>
+          </w:tcPr>
+          <w:p>
+            <w:pPr>
+              <w:bidi/>
+            </w:pPr>
+            <w:r>
+              <w:rPr>
+                <w:sz w:val="18"/>
+                <w:rtl/>
+              </w:rPr>
+              <w:lastRenderedPageBreak/>
               <w:t>CLIENT</w:t>
             </w:r>
           </w:p>
         </w:tc>
         <w:tc>
           <w:tcPr>
-            <w:tcW w:w="2835" w:type="dxa"/>
+            <w:tcW w:w="2551" w:type="dxa"/>
           </w:tcPr>
           <w:p>
             <w:pPr>
@@ -4367,7 +6192,7 @@
         </w:tc>
         <w:tc>
           <w:tcPr>
-            <w:tcW w:w="3969" w:type="dxa"/>
+            <w:tcW w:w="4252" w:type="dxa"/>
           </w:tcPr>
           <w:p>
             <w:pPr>
@@ -4389,25 +6214,24 @@
         </w:trPr>
         <w:tc>
           <w:tcPr>
-            <w:tcW w:w="1701" w:type="dxa"/>
-          </w:tcPr>
-          <w:p>
-            <w:pPr>
-              <w:bidi/>
-            </w:pPr>
-            <w:r>
-              <w:rPr>
-                <w:sz w:val="18"/>
-                <w:rtl/>
-              </w:rPr>
-              <w:lastRenderedPageBreak/>
+            <w:tcW w:w="1417" w:type="dxa"/>
+          </w:tcPr>
+          <w:p>
+            <w:pPr>
+              <w:bidi/>
+            </w:pPr>
+            <w:r>
+              <w:rPr>
+                <w:sz w:val="18"/>
+                <w:rtl/>
+              </w:rPr>
               <w:t>DATE</w:t>
             </w:r>
           </w:p>
         </w:tc>
         <w:tc>
           <w:tcPr>
-            <w:tcW w:w="2835" w:type="dxa"/>
+            <w:tcW w:w="2551" w:type="dxa"/>
           </w:tcPr>
           <w:p>
             <w:pPr>
@@ -4424,7 +6248,7 @@
         </w:tc>
         <w:tc>
           <w:tcPr>
-            <w:tcW w:w="3969" w:type="dxa"/>
+            <w:tcW w:w="4252" w:type="dxa"/>
           </w:tcPr>
           <w:p>
             <w:pPr>
@@ -4446,7 +6270,7 @@
         </w:trPr>
         <w:tc>
           <w:tcPr>
-            <w:tcW w:w="1701" w:type="dxa"/>
+            <w:tcW w:w="1417" w:type="dxa"/>
           </w:tcPr>
           <w:p>
             <w:pPr>
@@ -4463,7 +6287,7 @@
         </w:tc>
         <w:tc>
           <w:tcPr>
-            <w:tcW w:w="2835" w:type="dxa"/>
+            <w:tcW w:w="2551" w:type="dxa"/>
           </w:tcPr>
           <w:p>
             <w:pPr>
@@ -4480,7 +6304,7 @@
         </w:tc>
         <w:tc>
           <w:tcPr>
-            <w:tcW w:w="3969" w:type="dxa"/>
+            <w:tcW w:w="4252" w:type="dxa"/>
           </w:tcPr>
           <w:p>
             <w:pPr>
@@ -4502,7 +6326,7 @@
         </w:trPr>
         <w:tc>
           <w:tcPr>
-            <w:tcW w:w="1701" w:type="dxa"/>
+            <w:tcW w:w="1417" w:type="dxa"/>
           </w:tcPr>
           <w:p>
             <w:pPr>
@@ -4519,7 +6343,7 @@
         </w:tc>
         <w:tc>
           <w:tcPr>
-            <w:tcW w:w="2835" w:type="dxa"/>
+            <w:tcW w:w="2551" w:type="dxa"/>
           </w:tcPr>
           <w:p>
             <w:pPr>
@@ -4536,7 +6360,7 @@
         </w:tc>
         <w:tc>
           <w:tcPr>
-            <w:tcW w:w="3969" w:type="dxa"/>
+            <w:tcW w:w="4252" w:type="dxa"/>
           </w:tcPr>
           <w:p>
             <w:pPr>
@@ -4558,7 +6382,7 @@
         </w:trPr>
         <w:tc>
           <w:tcPr>
-            <w:tcW w:w="1701" w:type="dxa"/>
+            <w:tcW w:w="1417" w:type="dxa"/>
           </w:tcPr>
           <w:p>
             <w:pPr>
@@ -4575,7 +6399,7 @@
         </w:tc>
         <w:tc>
           <w:tcPr>
-            <w:tcW w:w="2835" w:type="dxa"/>
+            <w:tcW w:w="2551" w:type="dxa"/>
           </w:tcPr>
           <w:p>
             <w:pPr>
@@ -4592,7 +6416,7 @@
         </w:tc>
         <w:tc>
           <w:tcPr>
-            <w:tcW w:w="3969" w:type="dxa"/>
+            <w:tcW w:w="4252" w:type="dxa"/>
           </w:tcPr>
           <w:p>
             <w:pPr>
@@ -4614,7 +6438,7 @@
         </w:trPr>
         <w:tc>
           <w:tcPr>
-            <w:tcW w:w="1701" w:type="dxa"/>
+            <w:tcW w:w="1417" w:type="dxa"/>
           </w:tcPr>
           <w:p>
             <w:pPr>
@@ -4631,7 +6455,7 @@
         </w:tc>
         <w:tc>
           <w:tcPr>
-            <w:tcW w:w="2835" w:type="dxa"/>
+            <w:tcW w:w="2551" w:type="dxa"/>
           </w:tcPr>
           <w:p>
             <w:pPr>
@@ -4648,7 +6472,7 @@
         </w:tc>
         <w:tc>
           <w:tcPr>
-            <w:tcW w:w="3969" w:type="dxa"/>
+            <w:tcW w:w="4252" w:type="dxa"/>
           </w:tcPr>
           <w:p>
             <w:pPr>
@@ -4670,7 +6494,7 @@
         </w:trPr>
         <w:tc>
           <w:tcPr>
-            <w:tcW w:w="1701" w:type="dxa"/>
+            <w:tcW w:w="1417" w:type="dxa"/>
           </w:tcPr>
           <w:p>
             <w:pPr>
@@ -4687,7 +6511,7 @@
         </w:tc>
         <w:tc>
           <w:tcPr>
-            <w:tcW w:w="2835" w:type="dxa"/>
+            <w:tcW w:w="2551" w:type="dxa"/>
           </w:tcPr>
           <w:p>
             <w:pPr>
@@ -4704,7 +6528,7 @@
         </w:tc>
         <w:tc>
           <w:tcPr>
-            <w:tcW w:w="3969" w:type="dxa"/>
+            <w:tcW w:w="4252" w:type="dxa"/>
           </w:tcPr>
           <w:p>
             <w:pPr>
@@ -4726,7 +6550,7 @@
         </w:trPr>
         <w:tc>
           <w:tcPr>
-            <w:tcW w:w="1701" w:type="dxa"/>
+            <w:tcW w:w="1417" w:type="dxa"/>
           </w:tcPr>
           <w:p>
             <w:pPr>
@@ -4743,24 +6567,24 @@
         </w:tc>
         <w:tc>
           <w:tcPr>
-            <w:tcW w:w="2835" w:type="dxa"/>
-          </w:tcPr>
-          <w:p>
-            <w:pPr>
-              <w:bidi/>
-            </w:pPr>
-            <w:r>
-              <w:rPr>
-                <w:sz w:val="18"/>
-                <w:rtl/>
-              </w:rPr>
-              <w:t>המתנה להערות</w:t>
-            </w:r>
-          </w:p>
-        </w:tc>
-        <w:tc>
-          <w:tcPr>
-            <w:tcW w:w="3969" w:type="dxa"/>
+            <w:tcW w:w="2551" w:type="dxa"/>
+          </w:tcPr>
+          <w:p>
+            <w:pPr>
+              <w:bidi/>
+            </w:pPr>
+            <w:r>
+              <w:rPr>
+                <w:sz w:val="18"/>
+                <w:rtl/>
+              </w:rPr>
+              <w:t>המתנה להערות (אפשר לדלג)</w:t>
+            </w:r>
+          </w:p>
+        </w:tc>
+        <w:tc>
+          <w:tcPr>
+            <w:tcW w:w="4252" w:type="dxa"/>
           </w:tcPr>
           <w:p>
             <w:pPr>
@@ -4782,7 +6606,7 @@
         </w:trPr>
         <w:tc>
           <w:tcPr>
-            <w:tcW w:w="1701" w:type="dxa"/>
+            <w:tcW w:w="1417" w:type="dxa"/>
           </w:tcPr>
           <w:p>
             <w:pPr>
@@ -4799,7 +6623,7 @@
         </w:tc>
         <w:tc>
           <w:tcPr>
-            <w:tcW w:w="2835" w:type="dxa"/>
+            <w:tcW w:w="2551" w:type="dxa"/>
           </w:tcPr>
           <w:p>
             <w:pPr>
@@ -4816,7 +6640,7 @@
         </w:tc>
         <w:tc>
           <w:tcPr>
-            <w:tcW w:w="3969" w:type="dxa"/>
+            <w:tcW w:w="4252" w:type="dxa"/>
           </w:tcPr>
           <w:p>
             <w:pPr>
@@ -4838,7 +6662,63 @@
         </w:trPr>
         <w:tc>
           <w:tcPr>
-            <w:tcW w:w="1701" w:type="dxa"/>
+            <w:tcW w:w="1417" w:type="dxa"/>
+          </w:tcPr>
+          <w:p>
+            <w:pPr>
+              <w:bidi/>
+            </w:pPr>
+            <w:r>
+              <w:rPr>
+                <w:sz w:val="18"/>
+                <w:rtl/>
+              </w:rPr>
+              <w:t>SEARCH</w:t>
+            </w:r>
+          </w:p>
+        </w:tc>
+        <w:tc>
+          <w:tcPr>
+            <w:tcW w:w="2551" w:type="dxa"/>
+          </w:tcPr>
+          <w:p>
+            <w:pPr>
+              <w:bidi/>
+            </w:pPr>
+            <w:r>
+              <w:rPr>
+                <w:sz w:val="18"/>
+                <w:rtl/>
+              </w:rPr>
+              <w:t>המתנה לשם לקוח לחיפוש</w:t>
+            </w:r>
+          </w:p>
+        </w:tc>
+        <w:tc>
+          <w:tcPr>
+            <w:tcW w:w="4252" w:type="dxa"/>
+          </w:tcPr>
+          <w:p>
+            <w:pPr>
+              <w:bidi/>
+            </w:pPr>
+            <w:r>
+              <w:rPr>
+                <w:sz w:val="18"/>
+                <w:rtl/>
+              </w:rPr>
+              <w:t>MENU (לאחר הצגת תוצאות)</w:t>
+            </w:r>
+          </w:p>
+        </w:tc>
+      </w:tr>
+      <w:tr>
+        <w:trPr>
+          <w:jc w:val="right"/>
+        </w:trPr>
+        <w:tc>
+          <w:tcPr>
+            <w:tcW w:w="1417" w:type="dxa"/>
           </w:tcPr>
           <w:p>
             <w:pPr>
@@ -4855,7 +6735,7 @@
         </w:tc>
         <w:tc>
           <w:tcPr>
-            <w:tcW w:w="2835" w:type="dxa"/>
+            <w:tcW w:w="2551" w:type="dxa"/>
           </w:tcPr>
           <w:p>
             <w:pPr>
@@ -4872,7 +6752,7 @@
         </w:tc>
         <w:tc>
           <w:tcPr>
-            <w:tcW w:w="3969" w:type="dxa"/>
+            <w:tcW w:w="4252" w:type="dxa"/>
           </w:tcPr>
           <w:p>
             <w:pPr>
@@ -4899,7 +6779,7 @@
           <w:sz w:val="20"/>
           <w:rtl/>
         </w:rPr>
-        <w:t>הערה: מכל מצב ניתן לשלוח /cancel (מעבר ל-END) או /start (מעבר ל-MENU).</w:t>
+        <w:t>הערה: מכל מצב ניתן לשלוח /cancel (מעבר ל-END) או /start (מעבר ל-MENU). /undo זמין כ-fallback מכל מצב.</w:t>
       </w:r>
     </w:p>
     <w:p/>
@@ -4923,7 +6803,7 @@
         <w:rPr>
           <w:rtl/>
         </w:rPr>
-        <w:t>הפרויקט מנוהל ב-Git עם מאגר ב-GitHub תחת חשבון amitginz.</w:t>
+        <w:t>הפרויקט מנוהל ב-Git עם מאגר ב-GitHub תחת חשבון amitginz. כתובת המאגר: https://github.com/amitginz/gadash_bot</w:t>
       </w:r>
     </w:p>
     <w:p/>
@@ -4935,7 +6815,7 @@
         <w:tblLook w:val="04A0" w:firstRow="1" w:lastRow="0" w:firstColumn="1" w:lastColumn="0" w:noHBand="0" w:noVBand="1"/>
       </w:tblPr>
       <w:tblGrid>
-        <w:gridCol w:w="2268"/>
+        <w:gridCol w:w="1984"/>
         <w:gridCol w:w="6236"/>
       </w:tblGrid>
       <w:tr>
@@ -4944,7 +6824,7 @@
         </w:trPr>
         <w:tc>
           <w:tcPr>
-            <w:tcW w:w="2268" w:type="dxa"/>
+            <w:tcW w:w="1984" w:type="dxa"/>
             <w:shd w:val="clear" w:color="auto" w:fill="1E3A5F"/>
           </w:tcPr>
           <w:p>
@@ -4989,18 +6869,18 @@
         </w:trPr>
         <w:tc>
           <w:tcPr>
-            <w:tcW w:w="2268" w:type="dxa"/>
-          </w:tcPr>
-          <w:p>
-            <w:pPr>
-              <w:bidi/>
-            </w:pPr>
-            <w:r>
-              <w:rPr>
-                <w:sz w:val="18"/>
-                <w:rtl/>
-              </w:rPr>
-              <w:t>e5de083</w:t>
+            <w:tcW w:w="1984" w:type="dxa"/>
+          </w:tcPr>
+          <w:p>
+            <w:pPr>
+              <w:bidi/>
+            </w:pPr>
+            <w:r>
+              <w:rPr>
+                <w:sz w:val="18"/>
+                <w:rtl/>
+              </w:rPr>
+              <w:t>1caf955</w:t>
             </w:r>
           </w:p>
         </w:tc>
@@ -5017,7 +6897,7 @@
                 <w:sz w:val="18"/>
                 <w:rtl/>
               </w:rPr>
-              <w:t>Add render.yaml: use --prefer-binary to avoid source builds</w:t>
+              <w:t>Add improvements #1-#12: CSRF, rate limit, session timeout, inline edit, mobile cards, CSV export, audit log, REST API</w:t>
             </w:r>
           </w:p>
         </w:tc>
@@ -5028,18 +6908,18 @@
         </w:trPr>
         <w:tc>
           <w:tcPr>
-            <w:tcW w:w="2268" w:type="dxa"/>
-          </w:tcPr>
-          <w:p>
-            <w:pPr>
-              <w:bidi/>
-            </w:pPr>
-            <w:r>
-              <w:rPr>
-                <w:sz w:val="18"/>
-                <w:rtl/>
-              </w:rPr>
-              <w:t>73f09ed</w:t>
+            <w:tcW w:w="1984" w:type="dxa"/>
+          </w:tcPr>
+          <w:p>
+            <w:pPr>
+              <w:bidi/>
+            </w:pPr>
+            <w:r>
+              <w:rPr>
+                <w:sz w:val="18"/>
+                <w:rtl/>
+              </w:rPr>
+              <w:t>67b8f9f</w:t>
             </w:r>
           </w:p>
         </w:tc>
@@ -5056,7 +6936,7 @@
                 <w:sz w:val="18"/>
                 <w:rtl/>
               </w:rPr>
-              <w:t>Remove Dockerfile — use Render buildpack with Procfile + runtime.txt</w:t>
+              <w:t>Refactor: add WorkEntry dataclass for validated data management</w:t>
             </w:r>
           </w:p>
         </w:tc>
@@ -5067,18 +6947,18 @@
         </w:trPr>
         <w:tc>
           <w:tcPr>
-            <w:tcW w:w="2268" w:type="dxa"/>
-          </w:tcPr>
-          <w:p>
-            <w:pPr>
-              <w:bidi/>
-            </w:pPr>
-            <w:r>
-              <w:rPr>
-                <w:sz w:val="18"/>
-                <w:rtl/>
-              </w:rPr>
-              <w:t>7428510</w:t>
+            <w:tcW w:w="1984" w:type="dxa"/>
+          </w:tcPr>
+          <w:p>
+            <w:pPr>
+              <w:bidi/>
+            </w:pPr>
+            <w:r>
+              <w:rPr>
+                <w:sz w:val="18"/>
+                <w:rtl/>
+              </w:rPr>
+              <w:t>410648f</w:t>
             </w:r>
           </w:p>
         </w:tc>
@@ -5095,7 +6975,7 @@
                 <w:sz w:val="18"/>
                 <w:rtl/>
               </w:rPr>
-              <w:t>Add live demo badge linking to Render deployment</w:t>
+              <w:t>Add improvements #1-#10: print PDF, duplicate row, bulk delete, monthly summary, change password, filter memory, smart import</w:t>
             </w:r>
           </w:p>
         </w:tc>
@@ -5106,18 +6986,18 @@
         </w:trPr>
         <w:tc>
           <w:tcPr>
-            <w:tcW w:w="2268" w:type="dxa"/>
-          </w:tcPr>
-          <w:p>
-            <w:pPr>
-              <w:bidi/>
-            </w:pPr>
-            <w:r>
-              <w:rPr>
-                <w:sz w:val="18"/>
-                <w:rtl/>
-              </w:rPr>
-              <w:t>264048b</w:t>
+            <w:tcW w:w="1984" w:type="dxa"/>
+          </w:tcPr>
+          <w:p>
+            <w:pPr>
+              <w:bidi/>
+            </w:pPr>
+            <w:r>
+              <w:rPr>
+                <w:sz w:val="18"/>
+                <w:rtl/>
+              </w:rPr>
+              <w:t>6fe52c8</w:t>
             </w:r>
           </w:p>
         </w:tc>
@@ -5134,7 +7014,7 @@
                 <w:sz w:val="18"/>
                 <w:rtl/>
               </w:rPr>
-              <w:t>Rewrite README in English with full setup, bot flow, and deployment docs</w:t>
+              <w:t>Add improvements #6-#11 and #13: auth, pagination, autocomplete, bot search</w:t>
             </w:r>
           </w:p>
         </w:tc>
@@ -5145,18 +7025,18 @@
         </w:trPr>
         <w:tc>
           <w:tcPr>
-            <w:tcW w:w="2268" w:type="dxa"/>
-          </w:tcPr>
-          <w:p>
-            <w:pPr>
-              <w:bidi/>
-            </w:pPr>
-            <w:r>
-              <w:rPr>
-                <w:sz w:val="18"/>
-                <w:rtl/>
-              </w:rPr>
-              <w:t>ce8d003</w:t>
+            <w:tcW w:w="1984" w:type="dxa"/>
+          </w:tcPr>
+          <w:p>
+            <w:pPr>
+              <w:bidi/>
+            </w:pPr>
+            <w:r>
+              <w:rPr>
+                <w:sz w:val="18"/>
+                <w:rtl/>
+              </w:rPr>
+              <w:t>2984acd</w:t>
             </w:r>
           </w:p>
         </w:tc>
@@ -5173,7 +7053,202 @@
                 <w:sz w:val="18"/>
                 <w:rtl/>
               </w:rPr>
-              <w:t>Fix: replace oauth2client with google-auth (fixes Render build failure)</w:t>
+              <w:t>Add flash messages and date range filter</w:t>
+            </w:r>
+          </w:p>
+        </w:tc>
+      </w:tr>
+      <w:tr>
+        <w:trPr>
+          <w:jc w:val="right"/>
+        </w:trPr>
+        <w:tc>
+          <w:tcPr>
+            <w:tcW w:w="1984" w:type="dxa"/>
+          </w:tcPr>
+          <w:p>
+            <w:pPr>
+              <w:bidi/>
+            </w:pPr>
+            <w:r>
+              <w:rPr>
+                <w:sz w:val="18"/>
+                <w:rtl/>
+              </w:rPr>
+              <w:t>122b60b</w:t>
+            </w:r>
+          </w:p>
+        </w:tc>
+        <w:tc>
+          <w:tcPr>
+            <w:tcW w:w="6236" w:type="dxa"/>
+          </w:tcPr>
+          <w:p>
+            <w:pPr>
+              <w:bidi/>
+            </w:pPr>
+            <w:r>
+              <w:rPr>
+                <w:sz w:val="18"/>
+                <w:rtl/>
+              </w:rPr>
+              <w:t>Add GSheets cache, Chart.js dashboard charts, and POST delete</w:t>
+            </w:r>
+          </w:p>
+        </w:tc>
+      </w:tr>
+      <w:tr>
+        <w:trPr>
+          <w:jc w:val="right"/>
+        </w:trPr>
+        <w:tc>
+          <w:tcPr>
+            <w:tcW w:w="1984" w:type="dxa"/>
+          </w:tcPr>
+          <w:p>
+            <w:pPr>
+              <w:bidi/>
+            </w:pPr>
+            <w:r>
+              <w:rPr>
+                <w:sz w:val="18"/>
+                <w:rtl/>
+              </w:rPr>
+              <w:t>595896a</w:t>
+            </w:r>
+          </w:p>
+        </w:tc>
+        <w:tc>
+          <w:tcPr>
+            <w:tcW w:w="6236" w:type="dxa"/>
+          </w:tcPr>
+          <w:p>
+            <w:pPr>
+              <w:bidi/>
+            </w:pPr>
+            <w:r>
+              <w:rPr>
+                <w:sz w:val="18"/>
+                <w:rtl/>
+              </w:rPr>
+              <w:t>Add final submission documents, screenshots, and UML source files</w:t>
+            </w:r>
+          </w:p>
+        </w:tc>
+      </w:tr>
+      <w:tr>
+        <w:trPr>
+          <w:jc w:val="right"/>
+        </w:trPr>
+        <w:tc>
+          <w:tcPr>
+            <w:tcW w:w="1984" w:type="dxa"/>
+          </w:tcPr>
+          <w:p>
+            <w:pPr>
+              <w:bidi/>
+            </w:pPr>
+            <w:r>
+              <w:rPr>
+                <w:sz w:val="18"/>
+                <w:rtl/>
+              </w:rPr>
+              <w:t>1725595</w:t>
+            </w:r>
+          </w:p>
+        </w:tc>
+        <w:tc>
+          <w:tcPr>
+            <w:tcW w:w="6236" w:type="dxa"/>
+          </w:tcPr>
+          <w:p>
+            <w:pPr>
+              <w:bidi/>
+            </w:pPr>
+            <w:r>
+              <w:rPr>
+                <w:sz w:val="18"/>
+                <w:rtl/>
+              </w:rPr>
+              <w:t>Keep one machine always running for Telegram polling</w:t>
+            </w:r>
+          </w:p>
+        </w:tc>
+      </w:tr>
+      <w:tr>
+        <w:trPr>
+          <w:jc w:val="right"/>
+        </w:trPr>
+        <w:tc>
+          <w:tcPr>
+            <w:tcW w:w="1984" w:type="dxa"/>
+          </w:tcPr>
+          <w:p>
+            <w:pPr>
+              <w:bidi/>
+            </w:pPr>
+            <w:r>
+              <w:rPr>
+                <w:sz w:val="18"/>
+                <w:rtl/>
+              </w:rPr>
+              <w:t>a879511</w:t>
+            </w:r>
+          </w:p>
+        </w:tc>
+        <w:tc>
+          <w:tcPr>
+            <w:tcW w:w="6236" w:type="dxa"/>
+          </w:tcPr>
+          <w:p>
+            <w:pPr>
+              <w:bidi/>
+            </w:pPr>
+            <w:r>
+              <w:rPr>
+                <w:sz w:val="18"/>
+                <w:rtl/>
+              </w:rPr>
+              <w:t>Fix bot thread: replace run_polling with manual async loop</w:t>
+            </w:r>
+          </w:p>
+        </w:tc>
+      </w:tr>
+      <w:tr>
+        <w:trPr>
+          <w:jc w:val="right"/>
+        </w:trPr>
+        <w:tc>
+          <w:tcPr>
+            <w:tcW w:w="1984" w:type="dxa"/>
+          </w:tcPr>
+          <w:p>
+            <w:pPr>
+              <w:bidi/>
+            </w:pPr>
+            <w:r>
+              <w:rPr>
+                <w:sz w:val="18"/>
+                <w:rtl/>
+              </w:rPr>
+              <w:t>0150cb1</w:t>
+            </w:r>
+          </w:p>
+        </w:tc>
+        <w:tc>
+          <w:tcPr>
+            <w:tcW w:w="6236" w:type="dxa"/>
+          </w:tcPr>
+          <w:p>
+            <w:pPr>
+              <w:bidi/>
+            </w:pPr>
+            <w:r>
+              <w:rPr>
+                <w:sz w:val="18"/>
+                <w:rtl/>
+              </w:rPr>
+              <w:t>Switch to Fly.io v2 config with Dockerfile</w:t>
             </w:r>
           </w:p>
         </w:tc>
@@ -5200,7 +7275,7 @@
         <w:tblLook w:val="04A0" w:firstRow="1" w:lastRow="0" w:firstColumn="1" w:lastColumn="0" w:noHBand="0" w:noVBand="1"/>
       </w:tblPr>
       <w:tblGrid>
-        <w:gridCol w:w="2835"/>
+        <w:gridCol w:w="2551"/>
         <w:gridCol w:w="1701"/>
         <w:gridCol w:w="3969"/>
       </w:tblGrid>
@@ -5210,7 +7285,7 @@
         </w:trPr>
         <w:tc>
           <w:tcPr>
-            <w:tcW w:w="2835" w:type="dxa"/>
+            <w:tcW w:w="2551" w:type="dxa"/>
             <w:shd w:val="clear" w:color="auto" w:fill="1E3A5F"/>
           </w:tcPr>
           <w:p>
@@ -5275,7 +7350,7 @@
         </w:trPr>
         <w:tc>
           <w:tcPr>
-            <w:tcW w:w="2835" w:type="dxa"/>
+            <w:tcW w:w="2551" w:type="dxa"/>
           </w:tcPr>
           <w:p>
             <w:pPr>
@@ -5320,7 +7395,7 @@
                 <w:sz w:val="18"/>
                 <w:rtl/>
               </w:rPr>
-              <w:t>מסגרת Web, ניתוב, תבניות Jinja2</w:t>
+              <w:t>מסגרת Web, ניתוב, תבניות Jinja2, session management</w:t>
             </w:r>
           </w:p>
         </w:tc>
@@ -5331,7 +7406,7 @@
         </w:trPr>
         <w:tc>
           <w:tcPr>
-            <w:tcW w:w="2835" w:type="dxa"/>
+            <w:tcW w:w="2551" w:type="dxa"/>
           </w:tcPr>
           <w:p>
             <w:pPr>
@@ -5376,7 +7451,15 @@
                 <w:sz w:val="18"/>
                 <w:rtl/>
               </w:rPr>
-              <w:t>בוט טלגרם — async, ConversationHandler</w:t>
+              <w:t xml:space="preserve">בוט טלגרם — async, </w:t>
+            </w:r>
+            <w:r>
+              <w:rPr>
+                <w:sz w:val="18"/>
+                <w:rtl/>
+              </w:rPr>
+              <w:lastRenderedPageBreak/>
+              <w:t>ConversationHandler, JobQueue</w:t>
             </w:r>
           </w:p>
         </w:tc>
@@ -5387,17 +7470,18 @@
         </w:trPr>
         <w:tc>
           <w:tcPr>
-            <w:tcW w:w="2835" w:type="dxa"/>
-          </w:tcPr>
-          <w:p>
-            <w:pPr>
-              <w:bidi/>
-            </w:pPr>
-            <w:r>
-              <w:rPr>
-                <w:sz w:val="18"/>
-                <w:rtl/>
-              </w:rPr>
+            <w:tcW w:w="2551" w:type="dxa"/>
+          </w:tcPr>
+          <w:p>
+            <w:pPr>
+              <w:bidi/>
+            </w:pPr>
+            <w:r>
+              <w:rPr>
+                <w:sz w:val="18"/>
+                <w:rtl/>
+              </w:rPr>
+              <w:lastRenderedPageBreak/>
               <w:t>pandas</w:t>
             </w:r>
           </w:p>
@@ -5432,7 +7516,7 @@
                 <w:sz w:val="18"/>
                 <w:rtl/>
               </w:rPr>
-              <w:t>עיבוד נתונים טבלאיים, Excel</w:t>
+              <w:t>עיבוד נתונים טבלאיים, Excel, pivot tables</w:t>
             </w:r>
           </w:p>
         </w:tc>
@@ -5443,7 +7527,7 @@
         </w:trPr>
         <w:tc>
           <w:tcPr>
-            <w:tcW w:w="2835" w:type="dxa"/>
+            <w:tcW w:w="2551" w:type="dxa"/>
           </w:tcPr>
           <w:p>
             <w:pPr>
@@ -5499,7 +7583,7 @@
         </w:trPr>
         <w:tc>
           <w:tcPr>
-            <w:tcW w:w="2835" w:type="dxa"/>
+            <w:tcW w:w="2551" w:type="dxa"/>
           </w:tcPr>
           <w:p>
             <w:pPr>
@@ -5555,7 +7639,7 @@
         </w:trPr>
         <w:tc>
           <w:tcPr>
-            <w:tcW w:w="2835" w:type="dxa"/>
+            <w:tcW w:w="2551" w:type="dxa"/>
           </w:tcPr>
           <w:p>
             <w:pPr>
@@ -5611,7 +7695,7 @@
         </w:trPr>
         <w:tc>
           <w:tcPr>
-            <w:tcW w:w="2835" w:type="dxa"/>
+            <w:tcW w:w="2551" w:type="dxa"/>
           </w:tcPr>
           <w:p>
             <w:pPr>
@@ -5667,7 +7751,7 @@
         </w:trPr>
         <w:tc>
           <w:tcPr>
-            <w:tcW w:w="2835" w:type="dxa"/>
+            <w:tcW w:w="2551" w:type="dxa"/>
           </w:tcPr>
           <w:p>
             <w:pPr>
@@ -5723,7 +7807,7 @@
         </w:trPr>
         <w:tc>
           <w:tcPr>
-            <w:tcW w:w="2835" w:type="dxa"/>
+            <w:tcW w:w="2551" w:type="dxa"/>
           </w:tcPr>
           <w:p>
             <w:pPr>
@@ -5769,6 +7853,118 @@
                 <w:rtl/>
               </w:rPr>
               <w:t>עיצוב UI, רספונסיביות, תמיכה עברית</w:t>
+            </w:r>
+          </w:p>
+        </w:tc>
+      </w:tr>
+      <w:tr>
+        <w:trPr>
+          <w:jc w:val="right"/>
+        </w:trPr>
+        <w:tc>
+          <w:tcPr>
+            <w:tcW w:w="2551" w:type="dxa"/>
+          </w:tcPr>
+          <w:p>
+            <w:pPr>
+              <w:bidi/>
+            </w:pPr>
+            <w:r>
+              <w:rPr>
+                <w:sz w:val="18"/>
+                <w:rtl/>
+              </w:rPr>
+              <w:t>Bootstrap Icons</w:t>
+            </w:r>
+          </w:p>
+        </w:tc>
+        <w:tc>
+          <w:tcPr>
+            <w:tcW w:w="1701" w:type="dxa"/>
+          </w:tcPr>
+          <w:p>
+            <w:pPr>
+              <w:bidi/>
+            </w:pPr>
+            <w:r>
+              <w:rPr>
+                <w:sz w:val="18"/>
+                <w:rtl/>
+              </w:rPr>
+              <w:t>1.11.0</w:t>
+            </w:r>
+          </w:p>
+        </w:tc>
+        <w:tc>
+          <w:tcPr>
+            <w:tcW w:w="3969" w:type="dxa"/>
+          </w:tcPr>
+          <w:p>
+            <w:pPr>
+              <w:bidi/>
+            </w:pPr>
+            <w:r>
+              <w:rPr>
+                <w:sz w:val="18"/>
+                <w:rtl/>
+              </w:rPr>
+              <w:t>אייקוני SVG (bi-*)</w:t>
+            </w:r>
+          </w:p>
+        </w:tc>
+      </w:tr>
+      <w:tr>
+        <w:trPr>
+          <w:jc w:val="right"/>
+        </w:trPr>
+        <w:tc>
+          <w:tcPr>
+            <w:tcW w:w="2551" w:type="dxa"/>
+          </w:tcPr>
+          <w:p>
+            <w:pPr>
+              <w:bidi/>
+            </w:pPr>
+            <w:r>
+              <w:rPr>
+                <w:sz w:val="18"/>
+                <w:rtl/>
+              </w:rPr>
+              <w:t>Chart.js</w:t>
+            </w:r>
+          </w:p>
+        </w:tc>
+        <w:tc>
+          <w:tcPr>
+            <w:tcW w:w="1701" w:type="dxa"/>
+          </w:tcPr>
+          <w:p>
+            <w:pPr>
+              <w:bidi/>
+            </w:pPr>
+            <w:r>
+              <w:rPr>
+                <w:sz w:val="18"/>
+                <w:rtl/>
+              </w:rPr>
+              <w:t>4.x (CDN)</w:t>
+            </w:r>
+          </w:p>
+        </w:tc>
+        <w:tc>
+          <w:tcPr>
+            <w:tcW w:w="3969" w:type="dxa"/>
+          </w:tcPr>
+          <w:p>
+            <w:pPr>
+              <w:bidi/>
+            </w:pPr>
+            <w:r>
+              <w:rPr>
+                <w:sz w:val="18"/>
+                <w:rtl/>
+              </w:rPr>
+              <w:t>גרפי סטטיסטיקה בדפדפן</w:t>
             </w:r>
           </w:p>
         </w:tc>
@@ -5958,31 +8154,31 @@
       </w:rPr>
     </w:lvl>
   </w:abstractNum>
-  <w:num w:numId="1" w16cid:durableId="1177114736">
+  <w:num w:numId="1" w16cid:durableId="638412596">
     <w:abstractNumId w:val="8"/>
   </w:num>
-  <w:num w:numId="2" w16cid:durableId="145752604">
+  <w:num w:numId="2" w16cid:durableId="998535404">
     <w:abstractNumId w:val="6"/>
   </w:num>
-  <w:num w:numId="3" w16cid:durableId="1619794938">
+  <w:num w:numId="3" w16cid:durableId="1601252448">
     <w:abstractNumId w:val="5"/>
   </w:num>
-  <w:num w:numId="4" w16cid:durableId="1371420329">
+  <w:num w:numId="4" w16cid:durableId="1160970548">
     <w:abstractNumId w:val="4"/>
   </w:num>
-  <w:num w:numId="5" w16cid:durableId="216554420">
+  <w:num w:numId="5" w16cid:durableId="1450511186">
     <w:abstractNumId w:val="7"/>
   </w:num>
-  <w:num w:numId="6" w16cid:durableId="1507328193">
+  <w:num w:numId="6" w16cid:durableId="1353845497">
     <w:abstractNumId w:val="3"/>
   </w:num>
-  <w:num w:numId="7" w16cid:durableId="1954438367">
+  <w:num w:numId="7" w16cid:durableId="2100324357">
     <w:abstractNumId w:val="2"/>
   </w:num>
-  <w:num w:numId="8" w16cid:durableId="1215658549">
+  <w:num w:numId="8" w16cid:durableId="1835561288">
     <w:abstractNumId w:val="1"/>
   </w:num>
-  <w:num w:numId="9" w16cid:durableId="343166930">
+  <w:num w:numId="9" w16cid:durableId="1503662833">
     <w:abstractNumId w:val="0"/>
   </w:num>
 </w:numbering>
